--- a/docs/卫健局示范项目建议方案.docx
+++ b/docs/卫健局示范项目建议方案.docx
@@ -2,14 +2,6 @@
 <file path=word/document.xml><?xml version="1.0" encoding="utf-8"?>
 <w:document xmlns:w="http://schemas.openxmlformats.org/wordprocessingml/2006/main" xmlns:m="http://schemas.openxmlformats.org/officeDocument/2006/math" xmlns:r="http://schemas.openxmlformats.org/officeDocument/2006/relationships" xmlns:o="urn:schemas-microsoft-com:office:office" xmlns:v="urn:schemas-microsoft-com:vml" xmlns:w10="urn:schemas-microsoft-com:office:word" xmlns:a="http://schemas.openxmlformats.org/drawingml/2006/main" xmlns:pic="http://schemas.openxmlformats.org/drawingml/2006/picture" xmlns:wp="http://schemas.openxmlformats.org/drawingml/2006/wordprocessingDrawing">
   <w:body>
-    <w:p>
-      <w:pPr>
-        <w:pStyle w:val="Title"/>
-      </w:pPr>
-      <w:r>
-        <w:t xml:space="preserve">XX区筛查+居家康复慢病管理示范项目建议方案</w:t>
-      </w:r>
-    </w:p>
     <w:bookmarkStart w:id="72" w:name="xx区筛查评估居家康复慢病管理示范项目建议方案"/>
     <w:p>
       <w:pPr>
@@ -1159,19 +1151,19 @@
               <w:jc w:val="left"/>
             </w:pPr>
             <w:r>
-              <w:t xml:space="preserve">盆底居家康复训练器</w:t>
-            </w:r>
-          </w:p>
-        </w:tc>
-        <w:tc>
-          <w:tcPr/>
-          <w:p>
-            <w:pPr>
-              <w:pStyle w:val="Compact"/>
-              <w:jc w:val="left"/>
-            </w:pPr>
-            <w:r>
-              <w:t xml:space="preserve">患者带回家，按训练方案进行家庭康复训练</w:t>
+              <w:t xml:space="preserve">盆底康复治疗仪（居家可用）</w:t>
+            </w:r>
+          </w:p>
+        </w:tc>
+        <w:tc>
+          <w:tcPr/>
+          <w:p>
+            <w:pPr>
+              <w:pStyle w:val="Compact"/>
+              <w:jc w:val="left"/>
+            </w:pPr>
+            <w:r>
+              <w:t xml:space="preserve">患者带回家，按训练方案进行居家康复治疗</w:t>
             </w:r>
           </w:p>
         </w:tc>
@@ -1929,19 +1921,19 @@
               <w:jc w:val="left"/>
             </w:pPr>
             <w:r>
-              <w:t xml:space="preserve">居家康复运动设备</w:t>
-            </w:r>
-          </w:p>
-        </w:tc>
-        <w:tc>
-          <w:tcPr/>
-          <w:p>
-            <w:pPr>
-              <w:pStyle w:val="Compact"/>
-              <w:jc w:val="left"/>
-            </w:pPr>
-            <w:r>
-              <w:t xml:space="preserve">功率自行车/弹力带等</w:t>
+              <w:t xml:space="preserve">居家康复设备</w:t>
+            </w:r>
+          </w:p>
+        </w:tc>
+        <w:tc>
+          <w:tcPr/>
+          <w:p>
+            <w:pPr>
+              <w:pStyle w:val="Compact"/>
+              <w:jc w:val="left"/>
+            </w:pPr>
+            <w:r>
+              <w:t xml:space="preserve">超声电治疗康复设备（居家可用）</w:t>
             </w:r>
           </w:p>
         </w:tc>
@@ -1965,7 +1957,7 @@
               <w:jc w:val="left"/>
             </w:pPr>
             <w:r>
-              <w:t xml:space="preserve">按方案配置</w:t>
+              <w:t xml:space="preserve">循环使用</w:t>
             </w:r>
           </w:p>
         </w:tc>
@@ -2898,13 +2890,13 @@
     <w:bookmarkEnd w:id="46"/>
     <w:bookmarkEnd w:id="47"/>
     <w:bookmarkEnd w:id="48"/>
-    <w:bookmarkStart w:id="53" w:name="四资金流转模式设计核心创新"/>
+    <w:bookmarkStart w:id="53" w:name="四卫健局的资金投入与结算模式"/>
     <w:p>
       <w:pPr>
         <w:pStyle w:val="Heading2"/>
       </w:pPr>
       <w:r>
-        <w:t xml:space="preserve">四、资金流转模式设计（核心创新）</w:t>
+        <w:t xml:space="preserve">四、卫健局的资金投入与结算模式</w:t>
       </w:r>
     </w:p>
     <w:p>
@@ -2912,306 +2904,37 @@
         <w:pStyle w:val="FirstParagraph"/>
       </w:pPr>
       <w:r>
-        <w:t xml:space="preserve">这是本方案区别于传统”医院合作分成”模式的关键设计。</w:t>
-      </w:r>
-    </w:p>
-    <w:bookmarkStart w:id="49" w:name="传统模式的困境"/>
-    <w:p>
-      <w:pPr>
-        <w:pStyle w:val="Heading3"/>
-      </w:pPr>
-      <w:r>
-        <w:t xml:space="preserve">4.1 传统模式的困境</w:t>
-      </w:r>
-    </w:p>
-    <w:p>
-      <w:pPr>
-        <w:pStyle w:val="FirstParagraph"/>
-      </w:pPr>
-      <w:r>
-        <w:t xml:space="preserve">传统模式下，第三方服务机构和医院的合作通常是：</w:t>
-      </w:r>
-    </w:p>
-    <w:p>
-      <w:pPr>
-        <w:pStyle w:val="SourceCode"/>
-      </w:pPr>
-      <w:r>
-        <w:rPr>
-          <w:rStyle w:val="VerbatimChar"/>
-        </w:rPr>
-        <w:t xml:space="preserve">卫健局/医保 → 医院 → 医院与第三方分成结算</w:t>
-      </w:r>
-    </w:p>
-    <w:p>
-      <w:pPr>
-        <w:pStyle w:val="FirstParagraph"/>
-      </w:pPr>
-      <w:r>
-        <w:t xml:space="preserve">问题在于：</w:t>
-      </w:r>
-      <w:r>
-        <w:t xml:space="preserve"> </w:t>
-      </w:r>
-      <w:r>
-        <w:t xml:space="preserve">- 钱进了基层医院账户后，</w:t>
-      </w:r>
-      <w:r>
-        <w:t xml:space="preserve">“</w:t>
-      </w:r>
-      <w:r>
-        <w:t xml:space="preserve">出来</w:t>
-      </w:r>
-      <w:r>
-        <w:t xml:space="preserve">”</w:t>
-      </w:r>
-      <w:r>
-        <w:t xml:space="preserve">非常难（财政管理、审批流程、合规风险）</w:t>
-      </w:r>
-      <w:r>
-        <w:t xml:space="preserve"> </w:t>
-      </w:r>
-      <w:r>
-        <w:t xml:space="preserve">- 医院和第三方之间的结算周期长、流程复杂</w:t>
-      </w:r>
-      <w:r>
-        <w:t xml:space="preserve"> </w:t>
-      </w:r>
-      <w:r>
-        <w:t xml:space="preserve">- 医院缺乏动力推动（钱是进医院大账，不直接到科室和个人）</w:t>
-      </w:r>
-    </w:p>
-    <w:bookmarkEnd w:id="49"/>
-    <w:bookmarkStart w:id="50" w:name="本方案的资金流设计"/>
-    <w:p>
-      <w:pPr>
-        <w:pStyle w:val="Heading3"/>
-      </w:pPr>
-      <w:r>
-        <w:t xml:space="preserve">4.2 本方案的资金流设计</w:t>
-      </w:r>
-    </w:p>
-    <w:p>
-      <w:pPr>
-        <w:pStyle w:val="SourceCode"/>
-      </w:pPr>
-      <w:r>
-        <w:rPr>
-          <w:rStyle w:val="VerbatimChar"/>
-        </w:rPr>
-        <w:t xml:space="preserve">                患者/医保/卫健局</w:t>
-      </w:r>
-      <w:r>
-        <w:br/>
-      </w:r>
-      <w:r>
-        <w:rPr>
-          <w:rStyle w:val="VerbatimChar"/>
-        </w:rPr>
-        <w:t xml:space="preserve">                       │</w:t>
-      </w:r>
-      <w:r>
-        <w:br/>
-      </w:r>
-      <w:r>
-        <w:rPr>
-          <w:rStyle w:val="VerbatimChar"/>
-        </w:rPr>
-        <w:t xml:space="preserve">                       ▼  （按例支付服务费）</w:t>
-      </w:r>
-      <w:r>
-        <w:br/>
-      </w:r>
-      <w:r>
-        <w:rPr>
-          <w:rStyle w:val="VerbatimChar"/>
-        </w:rPr>
-        <w:t xml:space="preserve">              ┌─────────────────┐</w:t>
-      </w:r>
-      <w:r>
-        <w:br/>
-      </w:r>
-      <w:r>
-        <w:rPr>
-          <w:rStyle w:val="VerbatimChar"/>
-        </w:rPr>
-        <w:t xml:space="preserve">              │ 第三方监管账户   │ ← 建议由卫健局指定</w:t>
-      </w:r>
-      <w:r>
-        <w:br/>
-      </w:r>
-      <w:r>
-        <w:rPr>
-          <w:rStyle w:val="VerbatimChar"/>
-        </w:rPr>
-        <w:t xml:space="preserve">              │ （或卫健局直付）  │</w:t>
-      </w:r>
-      <w:r>
-        <w:br/>
-      </w:r>
-      <w:r>
-        <w:rPr>
-          <w:rStyle w:val="VerbatimChar"/>
-        </w:rPr>
-        <w:t xml:space="preserve">              └────────┬────────┘</w:t>
-      </w:r>
-      <w:r>
-        <w:br/>
-      </w:r>
-      <w:r>
-        <w:rPr>
-          <w:rStyle w:val="VerbatimChar"/>
-        </w:rPr>
-        <w:t xml:space="preserve">                       │</w:t>
-      </w:r>
-      <w:r>
-        <w:br/>
-      </w:r>
-      <w:r>
-        <w:rPr>
-          <w:rStyle w:val="VerbatimChar"/>
-        </w:rPr>
-        <w:t xml:space="preserve">            ┌──────────┼──────────┐</w:t>
-      </w:r>
-      <w:r>
-        <w:br/>
-      </w:r>
-      <w:r>
-        <w:rPr>
-          <w:rStyle w:val="VerbatimChar"/>
-        </w:rPr>
-        <w:t xml:space="preserve">            │          │          │</w:t>
-      </w:r>
-      <w:r>
-        <w:br/>
-      </w:r>
-      <w:r>
-        <w:rPr>
-          <w:rStyle w:val="VerbatimChar"/>
-        </w:rPr>
-        <w:t xml:space="preserve">            ▼          ▼          ▼</w:t>
-      </w:r>
-      <w:r>
-        <w:br/>
-      </w:r>
-      <w:r>
-        <w:rPr>
-          <w:rStyle w:val="VerbatimChar"/>
-        </w:rPr>
-        <w:t xml:space="preserve">       圆爱康      医院/科室   医护人员</w:t>
-      </w:r>
-      <w:r>
-        <w:br/>
-      </w:r>
-      <w:r>
-        <w:rPr>
-          <w:rStyle w:val="VerbatimChar"/>
-        </w:rPr>
-        <w:t xml:space="preserve">    （服务提供方） （机构管理费） （劳务报酬）</w:t>
-      </w:r>
-    </w:p>
-    <w:p>
-      <w:pPr>
-        <w:pStyle w:val="FirstParagraph"/>
-      </w:pPr>
+        <w:t xml:space="preserve">本方案的核心优势在于：</w:t>
+      </w:r>
       <w:r>
         <w:rPr>
           <w:bCs/>
           <w:b/>
         </w:rPr>
-        <w:t xml:space="preserve">关键设计要点：</w:t>
-      </w:r>
-    </w:p>
-    <w:p>
-      <w:pPr>
-        <w:numPr>
-          <w:ilvl w:val="0"/>
-          <w:numId w:val="1010"/>
-        </w:numPr>
-        <w:pStyle w:val="Compact"/>
-      </w:pPr>
-      <w:r>
-        <w:rPr>
-          <w:bCs/>
-          <w:b/>
-        </w:rPr>
-        <w:t xml:space="preserve">患者服务费由圆爱康统一收取</w:t>
-      </w:r>
-      <w:r>
-        <w:t xml:space="preserve">（通过第三方监管账户或卫健局直付）</w:t>
-      </w:r>
-    </w:p>
-    <w:p>
-      <w:pPr>
-        <w:numPr>
-          <w:ilvl w:val="0"/>
-          <w:numId w:val="1010"/>
-        </w:numPr>
-        <w:pStyle w:val="Compact"/>
-      </w:pPr>
-      <w:r>
-        <w:rPr>
-          <w:bCs/>
-          <w:b/>
-        </w:rPr>
-        <w:t xml:space="preserve">圆爱康按月向医护人员结算劳务报酬</w:t>
-      </w:r>
-      <w:r>
-        <w:t xml:space="preserve">——做一例结算一例，月结</w:t>
-      </w:r>
-    </w:p>
-    <w:p>
-      <w:pPr>
-        <w:numPr>
-          <w:ilvl w:val="0"/>
-          <w:numId w:val="1010"/>
-        </w:numPr>
-        <w:pStyle w:val="Compact"/>
-      </w:pPr>
-      <w:r>
-        <w:rPr>
-          <w:bCs/>
-          <w:b/>
-        </w:rPr>
-        <w:t xml:space="preserve">医院的管理费由圆爱康按比例划转</w:t>
-      </w:r>
-      <w:r>
-        <w:t xml:space="preserve">——体现对医院平台资源的尊重</w:t>
-      </w:r>
-    </w:p>
-    <w:p>
-      <w:pPr>
-        <w:numPr>
-          <w:ilvl w:val="0"/>
-          <w:numId w:val="1010"/>
-        </w:numPr>
-        <w:pStyle w:val="Compact"/>
-      </w:pPr>
-      <w:r>
-        <w:rPr>
-          <w:bCs/>
-          <w:b/>
-        </w:rPr>
-        <w:t xml:space="preserve">钱不进基层医院的大账</w:t>
-      </w:r>
-      <w:r>
-        <w:t xml:space="preserve">——医护的劳务报酬直接结算，流程简便</w:t>
-      </w:r>
-    </w:p>
-    <w:bookmarkEnd w:id="50"/>
-    <w:bookmarkStart w:id="51" w:name="这种设计的优势"/>
+        <w:t xml:space="preserve">卫健局按效果付费，钱花得明白、管得轻松。</w:t>
+      </w:r>
+    </w:p>
+    <w:bookmarkStart w:id="49" w:name="卫健局的资金投入方式"/>
     <w:p>
       <w:pPr>
         <w:pStyle w:val="Heading3"/>
       </w:pPr>
       <w:r>
-        <w:t xml:space="preserve">4.3 这种设计的优势</w:t>
+        <w:t xml:space="preserve">4.1 卫健局的资金投入方式</w:t>
+      </w:r>
+    </w:p>
+    <w:p>
+      <w:pPr>
+        <w:pStyle w:val="FirstParagraph"/>
+      </w:pPr>
+      <w:r>
+        <w:t xml:space="preserve">卫健局作为项目主导方，有三种投入方式可选：</w:t>
       </w:r>
     </w:p>
     <w:tbl>
       <w:tblPr>
         <w:tblStyle w:val="Table"/>
-        <w:tblW w:type="auto" w:w="0"/>
+        <w:tblW w:type="pct" w:w="5000"/>
         <w:tblLook w:firstRow="1" w:lastRow="0" w:firstColumn="0" w:lastColumn="0" w:noHBand="0" w:noVBand="0" w:val="0020"/>
         <w:jc w:val="start"/>
       </w:tblPr>
@@ -3232,286 +2955,468 @@
               <w:jc w:val="left"/>
             </w:pPr>
             <w:r>
-              <w:t xml:space="preserve">维度</w:t>
-            </w:r>
-          </w:p>
-        </w:tc>
-        <w:tc>
-          <w:tcPr/>
-          <w:p>
-            <w:pPr>
-              <w:pStyle w:val="Compact"/>
-              <w:jc w:val="left"/>
-            </w:pPr>
-            <w:r>
-              <w:t xml:space="preserve">传统模式</w:t>
-            </w:r>
-          </w:p>
-        </w:tc>
-        <w:tc>
-          <w:tcPr/>
-          <w:p>
-            <w:pPr>
-              <w:pStyle w:val="Compact"/>
-              <w:jc w:val="left"/>
-            </w:pPr>
-            <w:r>
-              <w:t xml:space="preserve">本方案模式</w:t>
-            </w:r>
-          </w:p>
-        </w:tc>
-      </w:tr>
-      <w:tr>
-        <w:tc>
-          <w:tcPr/>
-          <w:p>
-            <w:pPr>
-              <w:pStyle w:val="Compact"/>
-              <w:jc w:val="left"/>
-            </w:pPr>
-            <w:r>
-              <w:t xml:space="preserve">资金来源</w:t>
-            </w:r>
-          </w:p>
-        </w:tc>
-        <w:tc>
-          <w:tcPr/>
-          <w:p>
-            <w:pPr>
-              <w:pStyle w:val="Compact"/>
-              <w:jc w:val="left"/>
-            </w:pPr>
-            <w:r>
-              <w:t xml:space="preserve">患者自费/医保</w:t>
-            </w:r>
-          </w:p>
-        </w:tc>
-        <w:tc>
-          <w:tcPr/>
-          <w:p>
-            <w:pPr>
-              <w:pStyle w:val="Compact"/>
-              <w:jc w:val="left"/>
-            </w:pPr>
-            <w:r>
-              <w:t xml:space="preserve">卫健局专项/患者自费/医保</w:t>
-            </w:r>
-          </w:p>
-        </w:tc>
-      </w:tr>
-      <w:tr>
-        <w:tc>
-          <w:tcPr/>
-          <w:p>
-            <w:pPr>
-              <w:pStyle w:val="Compact"/>
-              <w:jc w:val="left"/>
-            </w:pPr>
-            <w:r>
-              <w:t xml:space="preserve">收款方</w:t>
-            </w:r>
-          </w:p>
-        </w:tc>
-        <w:tc>
-          <w:tcPr/>
-          <w:p>
-            <w:pPr>
-              <w:pStyle w:val="Compact"/>
-              <w:jc w:val="left"/>
-            </w:pPr>
-            <w:r>
-              <w:t xml:space="preserve">医院</w:t>
-            </w:r>
-          </w:p>
-        </w:tc>
-        <w:tc>
-          <w:tcPr/>
-          <w:p>
-            <w:pPr>
-              <w:pStyle w:val="Compact"/>
-              <w:jc w:val="left"/>
-            </w:pPr>
-            <w:r>
-              <w:t xml:space="preserve">圆爱康（第三方）</w:t>
-            </w:r>
-          </w:p>
-        </w:tc>
-      </w:tr>
-      <w:tr>
-        <w:tc>
-          <w:tcPr/>
-          <w:p>
-            <w:pPr>
-              <w:pStyle w:val="Compact"/>
-              <w:jc w:val="left"/>
-            </w:pPr>
-            <w:r>
-              <w:t xml:space="preserve">医护激励</w:t>
-            </w:r>
-          </w:p>
-        </w:tc>
-        <w:tc>
-          <w:tcPr/>
-          <w:p>
-            <w:pPr>
-              <w:pStyle w:val="Compact"/>
-              <w:jc w:val="left"/>
-            </w:pPr>
-            <w:r>
-              <w:t xml:space="preserve">医院内部二次分配</w:t>
-            </w:r>
-          </w:p>
-        </w:tc>
-        <w:tc>
-          <w:tcPr/>
-          <w:p>
-            <w:pPr>
-              <w:pStyle w:val="Compact"/>
-              <w:jc w:val="left"/>
-            </w:pPr>
-            <w:r>
-              <w:t xml:space="preserve">月度直接结算，按例计算</w:t>
-            </w:r>
-          </w:p>
-        </w:tc>
-      </w:tr>
-      <w:tr>
-        <w:tc>
-          <w:tcPr/>
-          <w:p>
-            <w:pPr>
-              <w:pStyle w:val="Compact"/>
-              <w:jc w:val="left"/>
-            </w:pPr>
-            <w:r>
-              <w:t xml:space="preserve">结算效率</w:t>
-            </w:r>
-          </w:p>
-        </w:tc>
-        <w:tc>
-          <w:tcPr/>
-          <w:p>
-            <w:pPr>
-              <w:pStyle w:val="Compact"/>
-              <w:jc w:val="left"/>
-            </w:pPr>
-            <w:r>
-              <w:t xml:space="preserve">慢（层层审批）</w:t>
-            </w:r>
-          </w:p>
-        </w:tc>
-        <w:tc>
-          <w:tcPr/>
-          <w:p>
-            <w:pPr>
-              <w:pStyle w:val="Compact"/>
-              <w:jc w:val="left"/>
-            </w:pPr>
-            <w:r>
-              <w:t xml:space="preserve">快（按月结算）</w:t>
-            </w:r>
-          </w:p>
-        </w:tc>
-      </w:tr>
-      <w:tr>
-        <w:tc>
-          <w:tcPr/>
-          <w:p>
-            <w:pPr>
-              <w:pStyle w:val="Compact"/>
-              <w:jc w:val="left"/>
-            </w:pPr>
-            <w:r>
-              <w:t xml:space="preserve">医院负担</w:t>
-            </w:r>
-          </w:p>
-        </w:tc>
-        <w:tc>
-          <w:tcPr/>
-          <w:p>
-            <w:pPr>
-              <w:pStyle w:val="Compact"/>
-              <w:jc w:val="left"/>
-            </w:pPr>
-            <w:r>
-              <w:t xml:space="preserve">需做账、分账、管理</w:t>
-            </w:r>
-          </w:p>
-        </w:tc>
-        <w:tc>
-          <w:tcPr/>
-          <w:p>
-            <w:pPr>
-              <w:pStyle w:val="Compact"/>
-              <w:jc w:val="left"/>
-            </w:pPr>
-            <w:r>
-              <w:t xml:space="preserve">零负担，只负责临床</w:t>
-            </w:r>
-          </w:p>
-        </w:tc>
-      </w:tr>
-      <w:tr>
-        <w:tc>
-          <w:tcPr/>
-          <w:p>
-            <w:pPr>
-              <w:pStyle w:val="Compact"/>
-              <w:jc w:val="left"/>
-            </w:pPr>
-            <w:r>
-              <w:t xml:space="preserve">可扩展性</w:t>
-            </w:r>
-          </w:p>
-        </w:tc>
-        <w:tc>
-          <w:tcPr/>
-          <w:p>
-            <w:pPr>
-              <w:pStyle w:val="Compact"/>
-              <w:jc w:val="left"/>
-            </w:pPr>
-            <w:r>
-              <w:t xml:space="preserve">每院一套规则</w:t>
-            </w:r>
-          </w:p>
-        </w:tc>
-        <w:tc>
-          <w:tcPr/>
-          <w:p>
-            <w:pPr>
-              <w:pStyle w:val="Compact"/>
-              <w:jc w:val="left"/>
-            </w:pPr>
-            <w:r>
-              <w:t xml:space="preserve">全区统一标准</w:t>
+              <w:t xml:space="preserve">投入方式</w:t>
+            </w:r>
+          </w:p>
+        </w:tc>
+        <w:tc>
+          <w:tcPr/>
+          <w:p>
+            <w:pPr>
+              <w:pStyle w:val="Compact"/>
+              <w:jc w:val="left"/>
+            </w:pPr>
+            <w:r>
+              <w:t xml:space="preserve">说明</w:t>
+            </w:r>
+          </w:p>
+        </w:tc>
+        <w:tc>
+          <w:tcPr/>
+          <w:p>
+            <w:pPr>
+              <w:pStyle w:val="Compact"/>
+              <w:jc w:val="left"/>
+            </w:pPr>
+            <w:r>
+              <w:t xml:space="preserve">适合场景</w:t>
+            </w:r>
+          </w:p>
+        </w:tc>
+      </w:tr>
+      <w:tr>
+        <w:tc>
+          <w:tcPr/>
+          <w:p>
+            <w:pPr>
+              <w:pStyle w:val="Compact"/>
+              <w:jc w:val="left"/>
+            </w:pPr>
+            <w:r>
+              <w:rPr>
+                <w:bCs/>
+                <w:b/>
+              </w:rPr>
+              <w:t xml:space="preserve">按服务例数结算</w:t>
+            </w:r>
+          </w:p>
+        </w:tc>
+        <w:tc>
+          <w:tcPr/>
+          <w:p>
+            <w:pPr>
+              <w:pStyle w:val="Compact"/>
+              <w:jc w:val="left"/>
+            </w:pPr>
+            <w:r>
+              <w:t xml:space="preserve">卫健局按实际完成的筛查例数+康复例数，定期向服务方支付服务费</w:t>
+            </w:r>
+          </w:p>
+        </w:tc>
+        <w:tc>
+          <w:tcPr/>
+          <w:p>
+            <w:pPr>
+              <w:pStyle w:val="Compact"/>
+              <w:jc w:val="left"/>
+            </w:pPr>
+            <w:r>
+              <w:t xml:space="preserve">试点启动，零设备投入</w:t>
+            </w:r>
+          </w:p>
+        </w:tc>
+      </w:tr>
+      <w:tr>
+        <w:tc>
+          <w:tcPr/>
+          <w:p>
+            <w:pPr>
+              <w:pStyle w:val="Compact"/>
+              <w:jc w:val="left"/>
+            </w:pPr>
+            <w:r>
+              <w:rPr>
+                <w:bCs/>
+                <w:b/>
+              </w:rPr>
+              <w:t xml:space="preserve">设备采购+服务费</w:t>
+            </w:r>
+          </w:p>
+        </w:tc>
+        <w:tc>
+          <w:tcPr/>
+          <w:p>
+            <w:pPr>
+              <w:pStyle w:val="Compact"/>
+              <w:jc w:val="left"/>
+            </w:pPr>
+            <w:r>
+              <w:t xml:space="preserve">卫健局一次性采购核心评估设备（归卫健局/医院资产），康复服务费按例结算</w:t>
+            </w:r>
+          </w:p>
+        </w:tc>
+        <w:tc>
+          <w:tcPr/>
+          <w:p>
+            <w:pPr>
+              <w:pStyle w:val="Compact"/>
+              <w:jc w:val="left"/>
+            </w:pPr>
+            <w:r>
+              <w:t xml:space="preserve">有设备预算，想提升院内能力</w:t>
+            </w:r>
+          </w:p>
+        </w:tc>
+      </w:tr>
+      <w:tr>
+        <w:tc>
+          <w:tcPr/>
+          <w:p>
+            <w:pPr>
+              <w:pStyle w:val="Compact"/>
+              <w:jc w:val="left"/>
+            </w:pPr>
+            <w:r>
+              <w:rPr>
+                <w:bCs/>
+                <w:b/>
+              </w:rPr>
+              <w:t xml:space="preserve">全包干</w:t>
+            </w:r>
+          </w:p>
+        </w:tc>
+        <w:tc>
+          <w:tcPr/>
+          <w:p>
+            <w:pPr>
+              <w:pStyle w:val="Compact"/>
+              <w:jc w:val="left"/>
+            </w:pPr>
+            <w:r>
+              <w:t xml:space="preserve">卫健局按年度/周期向服务方打包采购全部服务</w:t>
+            </w:r>
+          </w:p>
+        </w:tc>
+        <w:tc>
+          <w:tcPr/>
+          <w:p>
+            <w:pPr>
+              <w:pStyle w:val="Compact"/>
+              <w:jc w:val="left"/>
+            </w:pPr>
+            <w:r>
+              <w:t xml:space="preserve">预算充足，想省心管理</w:t>
             </w:r>
           </w:p>
         </w:tc>
       </w:tr>
     </w:tbl>
-    <w:bookmarkEnd w:id="51"/>
-    <w:bookmarkStart w:id="52" w:name="结算价格参考"/>
+    <w:bookmarkEnd w:id="49"/>
+    <w:bookmarkStart w:id="50" w:name="卫健局的资金流向设计"/>
     <w:p>
       <w:pPr>
         <w:pStyle w:val="Heading3"/>
       </w:pPr>
       <w:r>
-        <w:t xml:space="preserve">4.4 结算价格参考</w:t>
+        <w:t xml:space="preserve">4.2 卫健局的资金流向设计</w:t>
+      </w:r>
+    </w:p>
+    <w:p>
+      <w:pPr>
+        <w:pStyle w:val="SourceCode"/>
+      </w:pPr>
+      <w:r>
+        <w:rPr>
+          <w:rStyle w:val="VerbatimChar"/>
+        </w:rPr>
+        <w:t xml:space="preserve">卫健局专项经费</w:t>
+      </w:r>
+      <w:r>
+        <w:br/>
+      </w:r>
+      <w:r>
+        <w:rPr>
+          <w:rStyle w:val="VerbatimChar"/>
+        </w:rPr>
+        <w:t xml:space="preserve">       │</w:t>
+      </w:r>
+      <w:r>
+        <w:br/>
+      </w:r>
+      <w:r>
+        <w:rPr>
+          <w:rStyle w:val="VerbatimChar"/>
+        </w:rPr>
+        <w:t xml:space="preserve">       ▼</w:t>
+      </w:r>
+      <w:r>
+        <w:br/>
+      </w:r>
+      <w:r>
+        <w:rPr>
+          <w:rStyle w:val="VerbatimChar"/>
+        </w:rPr>
+        <w:t xml:space="preserve">┌─────────────────────┐</w:t>
+      </w:r>
+      <w:r>
+        <w:br/>
+      </w:r>
+      <w:r>
+        <w:rPr>
+          <w:rStyle w:val="VerbatimChar"/>
+        </w:rPr>
+        <w:t xml:space="preserve">│  卫健局监管账户      │ ← 卫健局指定，资金流向全程可查</w:t>
+      </w:r>
+      <w:r>
+        <w:br/>
+      </w:r>
+      <w:r>
+        <w:rPr>
+          <w:rStyle w:val="VerbatimChar"/>
+        </w:rPr>
+        <w:t xml:space="preserve">│  （统一收付平台）     │</w:t>
+      </w:r>
+      <w:r>
+        <w:br/>
+      </w:r>
+      <w:r>
+        <w:rPr>
+          <w:rStyle w:val="VerbatimChar"/>
+        </w:rPr>
+        <w:t xml:space="preserve">└──────────┬──────────┘</w:t>
+      </w:r>
+      <w:r>
+        <w:br/>
+      </w:r>
+      <w:r>
+        <w:rPr>
+          <w:rStyle w:val="VerbatimChar"/>
+        </w:rPr>
+        <w:t xml:space="preserve">           │</w:t>
+      </w:r>
+      <w:r>
+        <w:br/>
+      </w:r>
+      <w:r>
+        <w:rPr>
+          <w:rStyle w:val="VerbatimChar"/>
+        </w:rPr>
+        <w:t xml:space="preserve">    ┌──────┴──────┐</w:t>
+      </w:r>
+      <w:r>
+        <w:br/>
+      </w:r>
+      <w:r>
+        <w:rPr>
+          <w:rStyle w:val="VerbatimChar"/>
+        </w:rPr>
+        <w:t xml:space="preserve">    ▼             ▼</w:t>
+      </w:r>
+      <w:r>
+        <w:br/>
+      </w:r>
+      <w:r>
+        <w:rPr>
+          <w:rStyle w:val="VerbatimChar"/>
+        </w:rPr>
+        <w:t xml:space="preserve">服务提供方      医院/社区</w:t>
+      </w:r>
+      <w:r>
+        <w:br/>
+      </w:r>
+      <w:r>
+        <w:rPr>
+          <w:rStyle w:val="VerbatimChar"/>
+        </w:rPr>
+        <w:t xml:space="preserve">（圆爱康）      （机构管理费）</w:t>
+      </w:r>
+      <w:r>
+        <w:br/>
+      </w:r>
+      <w:r>
+        <w:rPr>
+          <w:rStyle w:val="VerbatimChar"/>
+        </w:rPr>
+        <w:t xml:space="preserve">    │</w:t>
+      </w:r>
+      <w:r>
+        <w:br/>
+      </w:r>
+      <w:r>
+        <w:rPr>
+          <w:rStyle w:val="VerbatimChar"/>
+        </w:rPr>
+        <w:t xml:space="preserve">    ▼</w:t>
+      </w:r>
+      <w:r>
+        <w:br/>
+      </w:r>
+      <w:r>
+        <w:rPr>
+          <w:rStyle w:val="VerbatimChar"/>
+        </w:rPr>
+        <w:t xml:space="preserve">居家康复服务执行</w:t>
+      </w:r>
+      <w:r>
+        <w:br/>
+      </w:r>
+      <w:r>
+        <w:rPr>
+          <w:rStyle w:val="VerbatimChar"/>
+        </w:rPr>
+        <w:t xml:space="preserve">（设备+六师共管+数据）</w:t>
+      </w:r>
+    </w:p>
+    <w:p>
+      <w:pPr>
+        <w:pStyle w:val="FirstParagraph"/>
+      </w:pPr>
+      <w:r>
+        <w:rPr>
+          <w:bCs/>
+          <w:b/>
+        </w:rPr>
+        <w:t xml:space="preserve">卫健局视角的五大优势：</w:t>
+      </w:r>
+    </w:p>
+    <w:p>
+      <w:pPr>
+        <w:numPr>
+          <w:ilvl w:val="0"/>
+          <w:numId w:val="1010"/>
+        </w:numPr>
+        <w:pStyle w:val="Compact"/>
+      </w:pPr>
+      <w:r>
+        <w:rPr>
+          <w:bCs/>
+          <w:b/>
+        </w:rPr>
+        <w:t xml:space="preserve">钱不进医院大账</w:t>
+      </w:r>
+      <w:r>
+        <w:t xml:space="preserve"> </w:t>
+      </w:r>
+      <w:r>
+        <w:t xml:space="preserve">— 服务费通过卫健局监管账户直接结算，避免资金进入基层医院后难以流出的体制问题</w:t>
+      </w:r>
+    </w:p>
+    <w:p>
+      <w:pPr>
+        <w:numPr>
+          <w:ilvl w:val="0"/>
+          <w:numId w:val="1010"/>
+        </w:numPr>
+        <w:pStyle w:val="Compact"/>
+      </w:pPr>
+      <w:r>
+        <w:rPr>
+          <w:bCs/>
+          <w:b/>
+        </w:rPr>
+        <w:t xml:space="preserve">按效果付费，不做冤大头</w:t>
+      </w:r>
+      <w:r>
+        <w:t xml:space="preserve"> </w:t>
+      </w:r>
+      <w:r>
+        <w:t xml:space="preserve">— 卫健局只按实际完成的康复例数结算，做一例付一例，不做不付</w:t>
+      </w:r>
+    </w:p>
+    <w:p>
+      <w:pPr>
+        <w:numPr>
+          <w:ilvl w:val="0"/>
+          <w:numId w:val="1010"/>
+        </w:numPr>
+        <w:pStyle w:val="Compact"/>
+      </w:pPr>
+      <w:r>
+        <w:rPr>
+          <w:bCs/>
+          <w:b/>
+        </w:rPr>
+        <w:t xml:space="preserve">价格透明可审计</w:t>
+      </w:r>
+      <w:r>
+        <w:t xml:space="preserve"> </w:t>
+      </w:r>
+      <w:r>
+        <w:t xml:space="preserve">— 统一结算标准，全区一个价，卫健局随时可以审计</w:t>
+      </w:r>
+    </w:p>
+    <w:p>
+      <w:pPr>
+        <w:numPr>
+          <w:ilvl w:val="0"/>
+          <w:numId w:val="1010"/>
+        </w:numPr>
+        <w:pStyle w:val="Compact"/>
+      </w:pPr>
+      <w:r>
+        <w:rPr>
+          <w:bCs/>
+          <w:b/>
+        </w:rPr>
+        <w:t xml:space="preserve">零运营负担</w:t>
+      </w:r>
+      <w:r>
+        <w:t xml:space="preserve"> </w:t>
+      </w:r>
+      <w:r>
+        <w:t xml:space="preserve">— 卫健局只负责监督考核，不负责日常运营、人员管理、设备维护</w:t>
+      </w:r>
+    </w:p>
+    <w:p>
+      <w:pPr>
+        <w:numPr>
+          <w:ilvl w:val="0"/>
+          <w:numId w:val="1010"/>
+        </w:numPr>
+        <w:pStyle w:val="Compact"/>
+      </w:pPr>
+      <w:r>
+        <w:rPr>
+          <w:bCs/>
+          <w:b/>
+        </w:rPr>
+        <w:t xml:space="preserve">数据可追溯</w:t>
+      </w:r>
+      <w:r>
+        <w:t xml:space="preserve"> </w:t>
+      </w:r>
+      <w:r>
+        <w:t xml:space="preserve">— 每个患者的康复数据、服务记录都在平台上，卫健局可随时查看项目进展</w:t>
+      </w:r>
+    </w:p>
+    <w:bookmarkEnd w:id="50"/>
+    <w:bookmarkStart w:id="51" w:name="卫健局的结算与考核标准"/>
+    <w:p>
+      <w:pPr>
+        <w:pStyle w:val="Heading3"/>
+      </w:pPr>
+      <w:r>
+        <w:t xml:space="preserve">4.3 卫健局的结算与考核标准</w:t>
+      </w:r>
+    </w:p>
+    <w:p>
+      <w:pPr>
+        <w:pStyle w:val="FirstParagraph"/>
+      </w:pPr>
+      <w:r>
+        <w:t xml:space="preserve">卫健局通过以下机制确保服务质量：</w:t>
       </w:r>
     </w:p>
     <w:tbl>
       <w:tblPr>
         <w:tblStyle w:val="Table"/>
-        <w:tblW w:type="auto" w:w="0"/>
+        <w:tblW w:type="pct" w:w="5000"/>
         <w:tblLook w:firstRow="1" w:lastRow="0" w:firstColumn="0" w:lastColumn="0" w:noHBand="0" w:noVBand="0" w:val="0020"/>
         <w:jc w:val="start"/>
       </w:tblPr>
       <w:tblGrid>
-        <w:gridCol w:w="1980"/>
-        <w:gridCol w:w="1980"/>
-        <w:gridCol w:w="1980"/>
-        <w:gridCol w:w="1980"/>
+        <w:gridCol w:w="3960"/>
+        <w:gridCol w:w="3960"/>
       </w:tblGrid>
       <w:tr>
         <w:trPr>
@@ -3525,6 +3430,217 @@
               <w:jc w:val="left"/>
             </w:pPr>
             <w:r>
+              <w:t xml:space="preserve">环节</w:t>
+            </w:r>
+          </w:p>
+        </w:tc>
+        <w:tc>
+          <w:tcPr/>
+          <w:p>
+            <w:pPr>
+              <w:pStyle w:val="Compact"/>
+              <w:jc w:val="left"/>
+            </w:pPr>
+            <w:r>
+              <w:t xml:space="preserve">卫健局的管控手段</w:t>
+            </w:r>
+          </w:p>
+        </w:tc>
+      </w:tr>
+      <w:tr>
+        <w:tc>
+          <w:tcPr/>
+          <w:p>
+            <w:pPr>
+              <w:pStyle w:val="Compact"/>
+              <w:jc w:val="left"/>
+            </w:pPr>
+            <w:r>
+              <w:rPr>
+                <w:bCs/>
+                <w:b/>
+              </w:rPr>
+              <w:t xml:space="preserve">服务准入</w:t>
+            </w:r>
+          </w:p>
+        </w:tc>
+        <w:tc>
+          <w:tcPr/>
+          <w:p>
+            <w:pPr>
+              <w:pStyle w:val="Compact"/>
+              <w:jc w:val="left"/>
+            </w:pPr>
+            <w:r>
+              <w:t xml:space="preserve">服务方需通过卫健局资质审核，备案服务方案和收费标准</w:t>
+            </w:r>
+          </w:p>
+        </w:tc>
+      </w:tr>
+      <w:tr>
+        <w:tc>
+          <w:tcPr/>
+          <w:p>
+            <w:pPr>
+              <w:pStyle w:val="Compact"/>
+              <w:jc w:val="left"/>
+            </w:pPr>
+            <w:r>
+              <w:rPr>
+                <w:bCs/>
+                <w:b/>
+              </w:rPr>
+              <w:t xml:space="preserve">过程监督</w:t>
+            </w:r>
+          </w:p>
+        </w:tc>
+        <w:tc>
+          <w:tcPr/>
+          <w:p>
+            <w:pPr>
+              <w:pStyle w:val="Compact"/>
+              <w:jc w:val="left"/>
+            </w:pPr>
+            <w:r>
+              <w:t xml:space="preserve">卫健局可随时调取康复数据平台，查看筛查人数、康复完成率、患者满意度</w:t>
+            </w:r>
+          </w:p>
+        </w:tc>
+      </w:tr>
+      <w:tr>
+        <w:tc>
+          <w:tcPr/>
+          <w:p>
+            <w:pPr>
+              <w:pStyle w:val="Compact"/>
+              <w:jc w:val="left"/>
+            </w:pPr>
+            <w:r>
+              <w:rPr>
+                <w:bCs/>
+                <w:b/>
+              </w:rPr>
+              <w:t xml:space="preserve">效果考核</w:t>
+            </w:r>
+          </w:p>
+        </w:tc>
+        <w:tc>
+          <w:tcPr/>
+          <w:p>
+            <w:pPr>
+              <w:pStyle w:val="Compact"/>
+              <w:jc w:val="left"/>
+            </w:pPr>
+            <w:r>
+              <w:t xml:space="preserve">按季度评估：康复完成率≥80%、患者满意度≥90%、再住院率下降等指标</w:t>
+            </w:r>
+          </w:p>
+        </w:tc>
+      </w:tr>
+      <w:tr>
+        <w:tc>
+          <w:tcPr/>
+          <w:p>
+            <w:pPr>
+              <w:pStyle w:val="Compact"/>
+              <w:jc w:val="left"/>
+            </w:pPr>
+            <w:r>
+              <w:rPr>
+                <w:bCs/>
+                <w:b/>
+              </w:rPr>
+              <w:t xml:space="preserve">结算条件</w:t>
+            </w:r>
+          </w:p>
+        </w:tc>
+        <w:tc>
+          <w:tcPr/>
+          <w:p>
+            <w:pPr>
+              <w:pStyle w:val="Compact"/>
+              <w:jc w:val="left"/>
+            </w:pPr>
+            <w:r>
+              <w:t xml:space="preserve">达到考核标准后，按例/按周期支付服务费；未达标可扣减或暂停</w:t>
+            </w:r>
+          </w:p>
+        </w:tc>
+      </w:tr>
+      <w:tr>
+        <w:tc>
+          <w:tcPr/>
+          <w:p>
+            <w:pPr>
+              <w:pStyle w:val="Compact"/>
+              <w:jc w:val="left"/>
+            </w:pPr>
+            <w:r>
+              <w:rPr>
+                <w:bCs/>
+                <w:b/>
+              </w:rPr>
+              <w:t xml:space="preserve">年度复审</w:t>
+            </w:r>
+          </w:p>
+        </w:tc>
+        <w:tc>
+          <w:tcPr/>
+          <w:p>
+            <w:pPr>
+              <w:pStyle w:val="Compact"/>
+              <w:jc w:val="left"/>
+            </w:pPr>
+            <w:r>
+              <w:t xml:space="preserve">每年重新评估服务方资质，优胜劣汰</w:t>
+            </w:r>
+          </w:p>
+        </w:tc>
+      </w:tr>
+    </w:tbl>
+    <w:bookmarkEnd w:id="51"/>
+    <w:bookmarkStart w:id="52" w:name="结算价格参考"/>
+    <w:p>
+      <w:pPr>
+        <w:pStyle w:val="Heading3"/>
+      </w:pPr>
+      <w:r>
+        <w:t xml:space="preserve">4.4 结算价格参考</w:t>
+      </w:r>
+    </w:p>
+    <w:p>
+      <w:pPr>
+        <w:pStyle w:val="BlockText"/>
+      </w:pPr>
+      <w:r>
+        <w:t xml:space="preserve">以下价格为预估参考，具体根据当地卫健局预算和项目规模商议确定。</w:t>
+      </w:r>
+    </w:p>
+    <w:tbl>
+      <w:tblPr>
+        <w:tblStyle w:val="Table"/>
+        <w:tblW w:type="pct" w:w="5000"/>
+        <w:tblLook w:firstRow="1" w:lastRow="0" w:firstColumn="0" w:lastColumn="0" w:noHBand="0" w:noVBand="0" w:val="0020"/>
+        <w:jc w:val="start"/>
+      </w:tblPr>
+      <w:tblGrid>
+        <w:gridCol w:w="1863"/>
+        <w:gridCol w:w="1863"/>
+        <w:gridCol w:w="2329"/>
+        <w:gridCol w:w="1863"/>
+      </w:tblGrid>
+      <w:tr>
+        <w:trPr>
+          <w:tblHeader w:val="true"/>
+        </w:trPr>
+        <w:tc>
+          <w:tcPr/>
+          <w:p>
+            <w:pPr>
+              <w:pStyle w:val="Compact"/>
+              <w:jc w:val="left"/>
+            </w:pPr>
+            <w:r>
               <w:t xml:space="preserve">服务类型</w:t>
             </w:r>
           </w:p>
@@ -3549,7 +3665,7 @@
               <w:jc w:val="center"/>
             </w:pPr>
             <w:r>
-              <w:t xml:space="preserve">参考价格区间</w:t>
+              <w:t xml:space="preserve">参考价格</w:t>
             </w:r>
           </w:p>
         </w:tc>
@@ -3575,6 +3691,56 @@
               <w:jc w:val="left"/>
             </w:pPr>
             <w:r>
+              <w:t xml:space="preserve">社区筛查（含评估报告）</w:t>
+            </w:r>
+          </w:p>
+        </w:tc>
+        <w:tc>
+          <w:tcPr/>
+          <w:p>
+            <w:pPr>
+              <w:pStyle w:val="Compact"/>
+              <w:jc w:val="left"/>
+            </w:pPr>
+            <w:r>
+              <w:t xml:space="preserve">按例</w:t>
+            </w:r>
+          </w:p>
+        </w:tc>
+        <w:tc>
+          <w:tcPr/>
+          <w:p>
+            <w:pPr>
+              <w:pStyle w:val="Compact"/>
+              <w:jc w:val="center"/>
+            </w:pPr>
+            <w:r>
+              <w:t xml:space="preserve">XX元/人次</w:t>
+            </w:r>
+          </w:p>
+        </w:tc>
+        <w:tc>
+          <w:tcPr/>
+          <w:p>
+            <w:pPr>
+              <w:pStyle w:val="Compact"/>
+              <w:jc w:val="left"/>
+            </w:pPr>
+            <w:r>
+              <w:t xml:space="preserve">含设备携带+人员+报告解读</w:t>
+            </w:r>
+          </w:p>
+        </w:tc>
+      </w:tr>
+      <w:tr>
+        <w:tc>
+          <w:tcPr/>
+          <w:p>
+            <w:pPr>
+              <w:pStyle w:val="Compact"/>
+              <w:jc w:val="left"/>
+            </w:pPr>
+            <w:r>
               <w:t xml:space="preserve">居家康复服务包（全周期）</w:t>
             </w:r>
           </w:p>
@@ -3611,33 +3777,33 @@
               <w:jc w:val="left"/>
             </w:pPr>
             <w:r>
-              <w:t xml:space="preserve">含设备+六师共管+数据跟踪</w:t>
-            </w:r>
-          </w:p>
-        </w:tc>
-      </w:tr>
-      <w:tr>
-        <w:tc>
-          <w:tcPr/>
-          <w:p>
-            <w:pPr>
-              <w:pStyle w:val="Compact"/>
-              <w:jc w:val="left"/>
-            </w:pPr>
-            <w:r>
-              <w:t xml:space="preserve">医护推荐服务费</w:t>
-            </w:r>
-          </w:p>
-        </w:tc>
-        <w:tc>
-          <w:tcPr/>
-          <w:p>
-            <w:pPr>
-              <w:pStyle w:val="Compact"/>
-              <w:jc w:val="left"/>
-            </w:pPr>
-            <w:r>
-              <w:t xml:space="preserve">按例</w:t>
+              <w:t xml:space="preserve">含设备使用+六师共管+数据跟踪</w:t>
+            </w:r>
+          </w:p>
+        </w:tc>
+      </w:tr>
+      <w:tr>
+        <w:tc>
+          <w:tcPr/>
+          <w:p>
+            <w:pPr>
+              <w:pStyle w:val="Compact"/>
+              <w:jc w:val="left"/>
+            </w:pPr>
+            <w:r>
+              <w:t xml:space="preserve">年度全包服务</w:t>
+            </w:r>
+          </w:p>
+        </w:tc>
+        <w:tc>
+          <w:tcPr/>
+          <w:p>
+            <w:pPr>
+              <w:pStyle w:val="Compact"/>
+              <w:jc w:val="left"/>
+            </w:pPr>
+            <w:r>
+              <w:t xml:space="preserve">按年</w:t>
             </w:r>
           </w:p>
         </w:tc>
@@ -3649,92 +3815,24 @@
               <w:jc w:val="center"/>
             </w:pPr>
             <w:r>
-              <w:t xml:space="preserve">XX元/人</w:t>
-            </w:r>
-          </w:p>
-        </w:tc>
-        <w:tc>
-          <w:tcPr/>
-          <w:p>
-            <w:pPr>
-              <w:pStyle w:val="Compact"/>
-              <w:jc w:val="left"/>
-            </w:pPr>
-            <w:r>
-              <w:t xml:space="preserve">月度结算给医院</w:t>
-            </w:r>
-          </w:p>
-        </w:tc>
-      </w:tr>
-      <w:tr>
-        <w:tc>
-          <w:tcPr/>
-          <w:p>
-            <w:pPr>
-              <w:pStyle w:val="Compact"/>
-              <w:jc w:val="left"/>
-            </w:pPr>
-            <w:r>
-              <w:t xml:space="preserve">医护操作/指导费</w:t>
-            </w:r>
-          </w:p>
-        </w:tc>
-        <w:tc>
-          <w:tcPr/>
-          <w:p>
-            <w:pPr>
-              <w:pStyle w:val="Compact"/>
-              <w:jc w:val="left"/>
-            </w:pPr>
-            <w:r>
-              <w:t xml:space="preserve">按次</w:t>
-            </w:r>
-          </w:p>
-        </w:tc>
-        <w:tc>
-          <w:tcPr/>
-          <w:p>
-            <w:pPr>
-              <w:pStyle w:val="Compact"/>
-              <w:jc w:val="center"/>
-            </w:pPr>
-            <w:r>
-              <w:t xml:space="preserve">XX元/次</w:t>
-            </w:r>
-          </w:p>
-        </w:tc>
-        <w:tc>
-          <w:tcPr/>
-          <w:p>
-            <w:pPr>
-              <w:pStyle w:val="Compact"/>
-              <w:jc w:val="left"/>
-            </w:pPr>
-            <w:r>
-              <w:t xml:space="preserve">按实际工作量月结</w:t>
+              <w:t xml:space="preserve">XX万元/年</w:t>
+            </w:r>
+          </w:p>
+        </w:tc>
+        <w:tc>
+          <w:tcPr/>
+          <w:p>
+            <w:pPr>
+              <w:pStyle w:val="Compact"/>
+              <w:jc w:val="left"/>
+            </w:pPr>
+            <w:r>
+              <w:t xml:space="preserve">含筛查+康复+培训+运营</w:t>
             </w:r>
           </w:p>
         </w:tc>
       </w:tr>
     </w:tbl>
-    <w:p>
-      <w:pPr>
-        <w:pStyle w:val="BlockText"/>
-      </w:pPr>
-      <w:r>
-        <w:rPr>
-          <w:bCs/>
-          <w:b/>
-        </w:rPr>
-        <w:t xml:space="preserve">注：</w:t>
-      </w:r>
-      <w:r>
-        <w:t xml:space="preserve"> </w:t>
-      </w:r>
-      <w:r>
-        <w:t xml:space="preserve">具体价格根据当地卫健局预算和项目规模商议确定。</w:t>
-      </w:r>
-    </w:p>
     <w:p>
       <w:r>
         <w:pict>

--- a/docs/卫健局示范项目建议方案.docx
+++ b/docs/卫健局示范项目建议方案.docx
@@ -26,7 +26,7 @@
         <w:t xml:space="preserve"> </w:t>
       </w:r>
       <w:r>
-        <w:t xml:space="preserve">圆爱康健康科技（第三方服务机构）</w:t>
+        <w:t xml:space="preserve">广州圆爱康生物科技有限公司（第三方服务机构）</w:t>
       </w:r>
       <w:r>
         <w:t xml:space="preserve"> </w:t>
@@ -5955,7 +5955,7 @@
         <w:pStyle w:val="FirstParagraph"/>
       </w:pPr>
       <w:r>
-        <w:t xml:space="preserve">圆爱康健康科技是专注于</w:t>
+        <w:t xml:space="preserve">广州圆爱康生物科技有限公司是专注于</w:t>
       </w:r>
       <w:r>
         <w:rPr>
@@ -6191,7 +6191,7 @@
           <w:iCs/>
           <w:i/>
         </w:rPr>
-        <w:t xml:space="preserve">编制单位：圆爱康健康科技</w:t>
+        <w:t xml:space="preserve">编制单位：广州圆爱康生物科技有限公司</w:t>
       </w:r>
       <w:r>
         <w:t xml:space="preserve"> </w:t>

--- a/docs/卫健局示范项目建议方案.docx
+++ b/docs/卫健局示范项目建议方案.docx
@@ -192,14 +192,83 @@
         <w:pStyle w:val="FirstParagraph"/>
       </w:pPr>
       <w:r>
-        <w:t xml:space="preserve">当前基层医疗卫生机构每年承担大量慢病筛查任务（盆底功能筛查、心血管风险评估、认知功能初筛等），但普遍存在一个断层：</w:t>
+        <w:t xml:space="preserve">当前基层医疗卫生机构每年承担大量慢病筛查任务，但普遍存在一个断层：</w:t>
+      </w:r>
+      <w:r>
+        <w:t xml:space="preserve"> </w:t>
+      </w:r>
+      <w:r>
+        <w:t xml:space="preserve">-</w:t>
+      </w:r>
+      <w:r>
+        <w:t xml:space="preserve"> </w:t>
       </w:r>
       <w:r>
         <w:rPr>
           <w:bCs/>
           <w:b/>
         </w:rPr>
-        <w:t xml:space="preserve">筛查结果出来后，缺乏后续的干预和管理闭环。</w:t>
+        <w:t xml:space="preserve">筛查做了</w:t>
+      </w:r>
+      <w:r>
+        <w:t xml:space="preserve">：盆底功能筛查、心血管风险评估、认知功能初筛等年年做</w:t>
+      </w:r>
+      <w:r>
+        <w:t xml:space="preserve"> </w:t>
+      </w:r>
+      <w:r>
+        <w:t xml:space="preserve">-</w:t>
+      </w:r>
+      <w:r>
+        <w:t xml:space="preserve"> </w:t>
+      </w:r>
+      <w:r>
+        <w:rPr>
+          <w:bCs/>
+          <w:b/>
+        </w:rPr>
+        <w:t xml:space="preserve">结果出了</w:t>
+      </w:r>
+      <w:r>
+        <w:t xml:space="preserve">：阳性患者拿到了报告</w:t>
+      </w:r>
+      <w:r>
+        <w:t xml:space="preserve"> </w:t>
+      </w:r>
+      <w:r>
+        <w:t xml:space="preserve">-</w:t>
+      </w:r>
+      <w:r>
+        <w:t xml:space="preserve"> </w:t>
+      </w:r>
+      <w:r>
+        <w:rPr>
+          <w:bCs/>
+          <w:b/>
+        </w:rPr>
+        <w:t xml:space="preserve">后续断了</w:t>
+      </w:r>
+      <w:r>
+        <w:t xml:space="preserve">：缺乏干预和管理闭环</w:t>
+      </w:r>
+      <w:r>
+        <w:t xml:space="preserve"> </w:t>
+      </w:r>
+      <w:r>
+        <w:t xml:space="preserve">→</w:t>
+      </w:r>
+      <w:r>
+        <w:t xml:space="preserve"> </w:t>
+      </w:r>
+      <w:r>
+        <w:rPr>
+          <w:bCs/>
+          <w:b/>
+        </w:rPr>
+        <w:t xml:space="preserve">核心问题</w:t>
+      </w:r>
+      <w:r>
+        <w:t xml:space="preserve">：筛查结果出来后，没人管了</w:t>
       </w:r>
     </w:p>
     <w:p>
@@ -311,13 +380,13 @@
       </w:r>
     </w:p>
     <w:bookmarkEnd w:id="23"/>
-    <w:bookmarkStart w:id="24" w:name="分级诊疗缺乏居家这一环"/>
+    <w:bookmarkStart w:id="24" w:name="缺最后一公里"/>
     <w:p>
       <w:pPr>
         <w:pStyle w:val="Heading3"/>
       </w:pPr>
       <w:r>
-        <w:t xml:space="preserve">1.4 分级诊疗缺乏”居家”这一环</w:t>
+        <w:t xml:space="preserve">1.4 缺”最后一公里”</w:t>
       </w:r>
     </w:p>
     <w:p>
@@ -335,7 +404,37 @@
         <w:t xml:space="preserve">从医院到家庭的”最后一公里”仍是空白</w:t>
       </w:r>
       <w:r>
-        <w:t xml:space="preserve">。居家康复不是单纯的”出院后自己注意”，而应该是有专业管理、有数据跟踪、有人负责的服务体系。</w:t>
+        <w:t xml:space="preserve">：</w:t>
+      </w:r>
+      <w:r>
+        <w:t xml:space="preserve"> </w:t>
+      </w:r>
+      <w:r>
+        <w:t xml:space="preserve">- 居家康复 ≠</w:t>
+      </w:r>
+      <w:r>
+        <w:t xml:space="preserve"> </w:t>
+      </w:r>
+      <w:r>
+        <w:t xml:space="preserve">“</w:t>
+      </w:r>
+      <w:r>
+        <w:t xml:space="preserve">出院后自己注意</w:t>
+      </w:r>
+      <w:r>
+        <w:t xml:space="preserve">”</w:t>
+      </w:r>
+      <w:r>
+        <w:t xml:space="preserve"> </w:t>
+      </w:r>
+      <w:r>
+        <w:t xml:space="preserve">- 应该是有专业管理、有数据跟踪、有人负责的服务体系</w:t>
+      </w:r>
+      <w:r>
+        <w:t xml:space="preserve"> </w:t>
+      </w:r>
+      <w:r>
+        <w:t xml:space="preserve">- 但目前没有人做这件事</w:t>
       </w:r>
     </w:p>
     <w:p>
@@ -2653,13 +2752,16 @@
           <w:bCs/>
           <w:b/>
         </w:rPr>
-        <w:t xml:space="preserve">注：</w:t>
-      </w:r>
-      <w:r>
-        <w:t xml:space="preserve"> </w:t>
-      </w:r>
-      <w:r>
-        <w:t xml:space="preserve">心理/认知方向是</w:t>
+        <w:t xml:space="preserve">心理/认知方向的核心模式</w:t>
+      </w:r>
+      <w:r>
+        <w:t xml:space="preserve">：评估+居家闭环</w:t>
+      </w:r>
+      <w:r>
+        <w:t xml:space="preserve"> </w:t>
+      </w:r>
+      <w:r>
+        <w:t xml:space="preserve">-</w:t>
       </w:r>
       <w:r>
         <w:t xml:space="preserve"> </w:t>
@@ -2669,27 +2771,48 @@
           <w:bCs/>
           <w:b/>
         </w:rPr>
-        <w:t xml:space="preserve">“</w:t>
+        <w:t xml:space="preserve">评估</w:t>
+      </w:r>
+      <w:r>
+        <w:t xml:space="preserve">：第三方提供数字化量表</w:t>
+      </w:r>
+      <w:r>
+        <w:t xml:space="preserve"> </w:t>
+      </w:r>
+      <w:r>
+        <w:t xml:space="preserve">-</w:t>
+      </w:r>
+      <w:r>
+        <w:t xml:space="preserve"> </w:t>
       </w:r>
       <w:r>
         <w:rPr>
           <w:bCs/>
           <w:b/>
         </w:rPr>
-        <w:t xml:space="preserve">评估+居家闭环</w:t>
+        <w:t xml:space="preserve">居家康复</w:t>
+      </w:r>
+      <w:r>
+        <w:t xml:space="preserve">：数字疗法 + 六师共管，由圆爱康完成</w:t>
+      </w:r>
+      <w:r>
+        <w:t xml:space="preserve"> </w:t>
+      </w:r>
+      <w:r>
+        <w:t xml:space="preserve">-</w:t>
+      </w:r>
+      <w:r>
+        <w:t xml:space="preserve"> </w:t>
       </w:r>
       <w:r>
         <w:rPr>
           <w:bCs/>
           <w:b/>
         </w:rPr>
-        <w:t xml:space="preserve">”</w:t>
-      </w:r>
-      <w:r>
-        <w:t xml:space="preserve"> </w:t>
-      </w:r>
-      <w:r>
-        <w:t xml:space="preserve">的模式——评估（第三方提供数字化量表）+ 居家康复（数字疗法 + 六师共管）由圆爱康完成；院内治疗（经颅电刺激等）由医院自行配置。</w:t>
+        <w:t xml:space="preserve">院内治疗</w:t>
+      </w:r>
+      <w:r>
+        <w:t xml:space="preserve">：经颅电刺激等，由医院自行配置</w:t>
       </w:r>
     </w:p>
     <w:bookmarkEnd w:id="44"/>
@@ -5965,7 +6088,102 @@
         <w:t xml:space="preserve">居家康复服务</w:t>
       </w:r>
       <w:r>
-        <w:t xml:space="preserve">的第三方服务机构，不派人驻场、不替代医疗机构职能，而是通过”培训赋能+六师共管+数据平台”的方式，为医院现有的康复项目增加居家通道。</w:t>
+        <w:t xml:space="preserve">的第三方服务机构：</w:t>
+      </w:r>
+      <w:r>
+        <w:t xml:space="preserve"> </w:t>
+      </w:r>
+      <w:r>
+        <w:t xml:space="preserve">- ✅</w:t>
+      </w:r>
+      <w:r>
+        <w:t xml:space="preserve"> </w:t>
+      </w:r>
+      <w:r>
+        <w:rPr>
+          <w:bCs/>
+          <w:b/>
+        </w:rPr>
+        <w:t xml:space="preserve">不派人驻场</w:t>
+      </w:r>
+      <w:r>
+        <w:t xml:space="preserve">——不替代医疗机构职能</w:t>
+      </w:r>
+      <w:r>
+        <w:t xml:space="preserve"> </w:t>
+      </w:r>
+      <w:r>
+        <w:t xml:space="preserve">- ✅</w:t>
+      </w:r>
+      <w:r>
+        <w:t xml:space="preserve"> </w:t>
+      </w:r>
+      <w:r>
+        <w:rPr>
+          <w:bCs/>
+          <w:b/>
+        </w:rPr>
+        <w:t xml:space="preserve">培训赋能</w:t>
+      </w:r>
+      <w:r>
+        <w:t xml:space="preserve">——帮助现有医护掌握居家康复理念</w:t>
+      </w:r>
+      <w:r>
+        <w:t xml:space="preserve"> </w:t>
+      </w:r>
+      <w:r>
+        <w:t xml:space="preserve">- ✅</w:t>
+      </w:r>
+      <w:r>
+        <w:t xml:space="preserve"> </w:t>
+      </w:r>
+      <w:r>
+        <w:rPr>
+          <w:bCs/>
+          <w:b/>
+        </w:rPr>
+        <w:t xml:space="preserve">六师共管</w:t>
+      </w:r>
+      <w:r>
+        <w:t xml:space="preserve">——远程康复指导团队</w:t>
+      </w:r>
+      <w:r>
+        <w:t xml:space="preserve"> </w:t>
+      </w:r>
+      <w:r>
+        <w:t xml:space="preserve">- ✅</w:t>
+      </w:r>
+      <w:r>
+        <w:t xml:space="preserve"> </w:t>
+      </w:r>
+      <w:r>
+        <w:rPr>
+          <w:bCs/>
+          <w:b/>
+        </w:rPr>
+        <w:t xml:space="preserve">数据平台</w:t>
+      </w:r>
+      <w:r>
+        <w:t xml:space="preserve">——患者康复数据全程可追溯</w:t>
+      </w:r>
+      <w:r>
+        <w:t xml:space="preserve"> </w:t>
+      </w:r>
+      <w:r>
+        <w:t xml:space="preserve">-</w:t>
+      </w:r>
+      <w:r>
+        <w:t xml:space="preserve"> </w:t>
+      </w:r>
+      <w:r>
+        <w:rPr>
+          <w:bCs/>
+          <w:b/>
+        </w:rPr>
+        <w:t xml:space="preserve">核心定位</w:t>
+      </w:r>
+      <w:r>
+        <w:t xml:space="preserve">：为医院现有的康复项目增加居家通道</w:t>
       </w:r>
     </w:p>
     <w:bookmarkEnd w:id="68"/>

--- a/docs/卫健局示范项目建议方案.docx
+++ b/docs/卫健局示范项目建议方案.docx
@@ -1782,7 +1782,7 @@
         <w:rPr>
           <w:rStyle w:val="VerbatimChar"/>
         </w:rPr>
-        <w:t xml:space="preserve">（远程心电监护 + 运动处方 + 六师共管）</w:t>
+        <w:t xml:space="preserve">（远程监护 + 超声电治疗方案 + 六师共管）</w:t>
       </w:r>
     </w:p>
     <w:bookmarkEnd w:id="37"/>
@@ -2113,7 +2113,7 @@
         <w:t xml:space="preserve"> </w:t>
       </w:r>
       <w:r>
-        <w:t xml:space="preserve">心脏康复医师出具运动处方（频率、强度、时间、类型）</w:t>
+        <w:t xml:space="preserve">心脏康复医师出具超声电治疗方案（治疗频率、强度、时长）</w:t>
       </w:r>
     </w:p>
     <w:p>
@@ -2163,7 +2163,7 @@
         <w:pStyle w:val="Compact"/>
       </w:pPr>
       <w:r>
-        <w:t xml:space="preserve">心脏康复治疗师在线调整运动处方</w:t>
+        <w:t xml:space="preserve">心脏康复治疗师在线调整治疗方案</w:t>
       </w:r>
     </w:p>
     <w:p>

--- a/docs/卫健局示范项目建议方案.docx
+++ b/docs/卫健局示范项目建议方案.docx
@@ -13,266 +13,6 @@
     </w:p>
     <w:p>
       <w:pPr>
-        <w:pStyle w:val="BlockText"/>
-      </w:pPr>
-      <w:r>
-        <w:rPr>
-          <w:bCs/>
-          <w:b/>
-        </w:rPr>
-        <w:t xml:space="preserve">编制单位：</w:t>
-      </w:r>
-      <w:r>
-        <w:t xml:space="preserve"> </w:t>
-      </w:r>
-      <w:r>
-        <w:t xml:space="preserve">广州圆爱康生物科技有限公司（第三方服务机构）</w:t>
-      </w:r>
-      <w:r>
-        <w:t xml:space="preserve"> </w:t>
-      </w:r>
-      <w:r>
-        <w:rPr>
-          <w:bCs/>
-          <w:b/>
-        </w:rPr>
-        <w:t xml:space="preserve">合作方：</w:t>
-      </w:r>
-      <w:r>
-        <w:t xml:space="preserve"> </w:t>
-      </w:r>
-      <w:r>
-        <w:t xml:space="preserve">XX区卫生健康局、辖区社区卫生服务中心、二三级医院</w:t>
-      </w:r>
-      <w:r>
-        <w:t xml:space="preserve"> </w:t>
-      </w:r>
-      <w:r>
-        <w:rPr>
-          <w:bCs/>
-          <w:b/>
-        </w:rPr>
-        <w:t xml:space="preserve">版本：</w:t>
-      </w:r>
-      <w:r>
-        <w:t xml:space="preserve"> </w:t>
-      </w:r>
-      <w:r>
-        <w:t xml:space="preserve">V1.0 完整版</w:t>
-      </w:r>
-      <w:r>
-        <w:t xml:space="preserve"> </w:t>
-      </w:r>
-      <w:r>
-        <w:rPr>
-          <w:bCs/>
-          <w:b/>
-        </w:rPr>
-        <w:t xml:space="preserve">日期：</w:t>
-      </w:r>
-      <w:r>
-        <w:t xml:space="preserve"> </w:t>
-      </w:r>
-      <w:r>
-        <w:t xml:space="preserve">2026年5月</w:t>
-      </w:r>
-    </w:p>
-    <w:p>
-      <w:r>
-        <w:pict>
-          <v:rect style="width:0;height:1.5pt" o:hralign="center" o:hrstd="t" o:hr="t"/>
-        </w:pict>
-      </w:r>
-    </w:p>
-    <w:bookmarkStart w:id="20" w:name="目录"/>
-    <w:p>
-      <w:pPr>
-        <w:pStyle w:val="Heading2"/>
-      </w:pPr>
-      <w:r>
-        <w:t xml:space="preserve">目录</w:t>
-      </w:r>
-    </w:p>
-    <w:p>
-      <w:pPr>
-        <w:pStyle w:val="FirstParagraph"/>
-      </w:pPr>
-      <w:r>
-        <w:t xml:space="preserve">一、项目背景：基层慢病管理的现实困境</w:t>
-      </w:r>
-      <w:r>
-        <w:t xml:space="preserve"> </w:t>
-      </w:r>
-      <w:r>
-        <w:t xml:space="preserve">二、方案概述：三级分流+居家延伸</w:t>
-      </w:r>
-      <w:r>
-        <w:t xml:space="preserve"> </w:t>
-      </w:r>
-      <w:r>
-        <w:t xml:space="preserve">三、病种服务体系</w:t>
-      </w:r>
-      <w:r>
-        <w:t xml:space="preserve"> </w:t>
-      </w:r>
-      <w:r>
-        <w:t xml:space="preserve">- 3.1 盆底康复（含便秘/尿失禁）</w:t>
-      </w:r>
-      <w:r>
-        <w:t xml:space="preserve"> </w:t>
-      </w:r>
-      <w:r>
-        <w:t xml:space="preserve">- 3.2 心脏康复</w:t>
-      </w:r>
-      <w:r>
-        <w:t xml:space="preserve"> </w:t>
-      </w:r>
-      <w:r>
-        <w:t xml:space="preserve">- 3.3 心理/认知康复（含阿尔茨海默症、ADHD）</w:t>
-      </w:r>
-      <w:r>
-        <w:t xml:space="preserve"> </w:t>
-      </w:r>
-      <w:r>
-        <w:t xml:space="preserve">四、资金流转模式设计（核心创新）</w:t>
-      </w:r>
-      <w:r>
-        <w:t xml:space="preserve"> </w:t>
-      </w:r>
-      <w:r>
-        <w:t xml:space="preserve">五、采购与服务方案建议（灵活组合）</w:t>
-      </w:r>
-      <w:r>
-        <w:t xml:space="preserve"> </w:t>
-      </w:r>
-      <w:r>
-        <w:t xml:space="preserve">六、预期成效（量化指标）</w:t>
-      </w:r>
-      <w:r>
-        <w:t xml:space="preserve"> </w:t>
-      </w:r>
-      <w:r>
-        <w:t xml:space="preserve">七、实施路径</w:t>
-      </w:r>
-      <w:r>
-        <w:t xml:space="preserve"> </w:t>
-      </w:r>
-      <w:r>
-        <w:t xml:space="preserve">八、关于圆爱康</w:t>
-      </w:r>
-    </w:p>
-    <w:p>
-      <w:r>
-        <w:pict>
-          <v:rect style="width:0;height:1.5pt" o:hralign="center" o:hrstd="t" o:hr="t"/>
-        </w:pict>
-      </w:r>
-    </w:p>
-    <w:bookmarkEnd w:id="20"/>
-    <w:bookmarkStart w:id="25" w:name="一项目背景基层慢病管理的现实困境"/>
-    <w:p>
-      <w:pPr>
-        <w:pStyle w:val="Heading2"/>
-      </w:pPr>
-      <w:r>
-        <w:t xml:space="preserve">一、项目背景：基层慢病管理的现实困境</w:t>
-      </w:r>
-    </w:p>
-    <w:bookmarkStart w:id="21" w:name="筛查做了但筛完就完"/>
-    <w:p>
-      <w:pPr>
-        <w:pStyle w:val="Heading3"/>
-      </w:pPr>
-      <w:r>
-        <w:t xml:space="preserve">1.1 筛查做了，但”筛完就完”</w:t>
-      </w:r>
-    </w:p>
-    <w:p>
-      <w:pPr>
-        <w:pStyle w:val="FirstParagraph"/>
-      </w:pPr>
-      <w:r>
-        <w:t xml:space="preserve">当前基层医疗卫生机构每年承担大量慢病筛查任务，但普遍存在一个断层：</w:t>
-      </w:r>
-      <w:r>
-        <w:t xml:space="preserve"> </w:t>
-      </w:r>
-      <w:r>
-        <w:t xml:space="preserve">-</w:t>
-      </w:r>
-      <w:r>
-        <w:t xml:space="preserve"> </w:t>
-      </w:r>
-      <w:r>
-        <w:rPr>
-          <w:bCs/>
-          <w:b/>
-        </w:rPr>
-        <w:t xml:space="preserve">筛查做了</w:t>
-      </w:r>
-      <w:r>
-        <w:t xml:space="preserve">：盆底功能筛查、心血管风险评估、认知功能初筛等年年做</w:t>
-      </w:r>
-      <w:r>
-        <w:t xml:space="preserve"> </w:t>
-      </w:r>
-      <w:r>
-        <w:t xml:space="preserve">-</w:t>
-      </w:r>
-      <w:r>
-        <w:t xml:space="preserve"> </w:t>
-      </w:r>
-      <w:r>
-        <w:rPr>
-          <w:bCs/>
-          <w:b/>
-        </w:rPr>
-        <w:t xml:space="preserve">结果出了</w:t>
-      </w:r>
-      <w:r>
-        <w:t xml:space="preserve">：阳性患者拿到了报告</w:t>
-      </w:r>
-      <w:r>
-        <w:t xml:space="preserve"> </w:t>
-      </w:r>
-      <w:r>
-        <w:t xml:space="preserve">-</w:t>
-      </w:r>
-      <w:r>
-        <w:t xml:space="preserve"> </w:t>
-      </w:r>
-      <w:r>
-        <w:rPr>
-          <w:bCs/>
-          <w:b/>
-        </w:rPr>
-        <w:t xml:space="preserve">后续断了</w:t>
-      </w:r>
-      <w:r>
-        <w:t xml:space="preserve">：缺乏干预和管理闭环</w:t>
-      </w:r>
-      <w:r>
-        <w:t xml:space="preserve"> </w:t>
-      </w:r>
-      <w:r>
-        <w:t xml:space="preserve">→</w:t>
-      </w:r>
-      <w:r>
-        <w:t xml:space="preserve"> </w:t>
-      </w:r>
-      <w:r>
-        <w:rPr>
-          <w:bCs/>
-          <w:b/>
-        </w:rPr>
-        <w:t xml:space="preserve">核心问题</w:t>
-      </w:r>
-      <w:r>
-        <w:t xml:space="preserve">：筛查结果出来后，没人管了</w:t>
-      </w:r>
-    </w:p>
-    <w:p>
-      <w:pPr>
         <w:numPr>
           <w:ilvl w:val="0"/>
           <w:numId w:val="1001"/>
@@ -280,7 +20,17 @@
         <w:pStyle w:val="Compact"/>
       </w:pPr>
       <w:r>
-        <w:t xml:space="preserve">患者拿到评估报告，医生告知”建议关注”，但后续怎么做、谁来管，没有明确路径</w:t>
+        <w:rPr>
+          <w:bCs/>
+          <w:b/>
+        </w:rPr>
+        <w:t xml:space="preserve">编制单位：</w:t>
+      </w:r>
+      <w:r>
+        <w:t xml:space="preserve"> </w:t>
+      </w:r>
+      <w:r>
+        <w:t xml:space="preserve">广州圆爱康生物科技有限公司（第三方服务机构）</w:t>
       </w:r>
     </w:p>
     <w:p>
@@ -292,7 +42,17 @@
         <w:pStyle w:val="Compact"/>
       </w:pPr>
       <w:r>
-        <w:t xml:space="preserve">轻症患者得不到及时干预，拖到中重症才去三甲医院，增加医疗负担</w:t>
+        <w:rPr>
+          <w:bCs/>
+          <w:b/>
+        </w:rPr>
+        <w:t xml:space="preserve">合作方：</w:t>
+      </w:r>
+      <w:r>
+        <w:t xml:space="preserve"> </w:t>
+      </w:r>
+      <w:r>
+        <w:t xml:space="preserve">XX区卫生健康局、辖区社区卫生服务中心、二三级医院</w:t>
       </w:r>
     </w:p>
     <w:p>
@@ -300,6 +60,268 @@
         <w:numPr>
           <w:ilvl w:val="0"/>
           <w:numId w:val="1001"/>
+        </w:numPr>
+        <w:pStyle w:val="Compact"/>
+      </w:pPr>
+      <w:r>
+        <w:rPr>
+          <w:bCs/>
+          <w:b/>
+        </w:rPr>
+        <w:t xml:space="preserve">文档版本：</w:t>
+      </w:r>
+      <w:r>
+        <w:t xml:space="preserve"> </w:t>
+      </w:r>
+      <w:r>
+        <w:t xml:space="preserve">V1.0 完整版</w:t>
+      </w:r>
+    </w:p>
+    <w:p>
+      <w:pPr>
+        <w:numPr>
+          <w:ilvl w:val="0"/>
+          <w:numId w:val="1001"/>
+        </w:numPr>
+        <w:pStyle w:val="Compact"/>
+      </w:pPr>
+      <w:r>
+        <w:rPr>
+          <w:bCs/>
+          <w:b/>
+        </w:rPr>
+        <w:t xml:space="preserve">编制日期：</w:t>
+      </w:r>
+      <w:r>
+        <w:t xml:space="preserve"> </w:t>
+      </w:r>
+      <w:r>
+        <w:t xml:space="preserve">2026年5月</w:t>
+      </w:r>
+    </w:p>
+    <w:p>
+      <w:r>
+        <w:pict>
+          <v:rect style="width:0;height:1.5pt" o:hralign="center" o:hrstd="t" o:hr="t"/>
+        </w:pict>
+      </w:r>
+    </w:p>
+    <w:bookmarkStart w:id="20" w:name="目录"/>
+    <w:p>
+      <w:pPr>
+        <w:pStyle w:val="Heading2"/>
+      </w:pPr>
+      <w:r>
+        <w:t xml:space="preserve">目录</w:t>
+      </w:r>
+    </w:p>
+    <w:p>
+      <w:pPr>
+        <w:pStyle w:val="FirstParagraph"/>
+      </w:pPr>
+      <w:r>
+        <w:t xml:space="preserve">一、项目背景：基层慢病管理的现实困境</w:t>
+      </w:r>
+      <w:r>
+        <w:t xml:space="preserve"> </w:t>
+      </w:r>
+      <w:r>
+        <w:t xml:space="preserve">二、方案概述：三级分流+居家延伸</w:t>
+      </w:r>
+      <w:r>
+        <w:t xml:space="preserve"> </w:t>
+      </w:r>
+      <w:r>
+        <w:t xml:space="preserve">- 三、病种服务体系</w:t>
+      </w:r>
+      <w:r>
+        <w:t xml:space="preserve"> </w:t>
+      </w:r>
+      <w:r>
+        <w:t xml:space="preserve">- 3.1 盆底康复（含便秘/尿失禁）</w:t>
+      </w:r>
+      <w:r>
+        <w:t xml:space="preserve"> </w:t>
+      </w:r>
+      <w:r>
+        <w:t xml:space="preserve">- 3.2 心脏康复</w:t>
+      </w:r>
+      <w:r>
+        <w:t xml:space="preserve"> </w:t>
+      </w:r>
+      <w:r>
+        <w:t xml:space="preserve">- 3.3 心理/认知康复（含阿尔茨海默症、ADHD）</w:t>
+      </w:r>
+      <w:r>
+        <w:t xml:space="preserve"> </w:t>
+      </w:r>
+      <w:r>
+        <w:t xml:space="preserve">- 四、卫健局的资金投入与结算模式</w:t>
+      </w:r>
+      <w:r>
+        <w:t xml:space="preserve"> </w:t>
+      </w:r>
+      <w:r>
+        <w:t xml:space="preserve">五、采购与服务方案建议（灵活组合）</w:t>
+      </w:r>
+      <w:r>
+        <w:t xml:space="preserve"> </w:t>
+      </w:r>
+      <w:r>
+        <w:t xml:space="preserve">六、预期成效（量化指标）</w:t>
+      </w:r>
+      <w:r>
+        <w:t xml:space="preserve"> </w:t>
+      </w:r>
+      <w:r>
+        <w:t xml:space="preserve">七、实施路径</w:t>
+      </w:r>
+      <w:r>
+        <w:t xml:space="preserve"> </w:t>
+      </w:r>
+      <w:r>
+        <w:t xml:space="preserve">八、关于圆爱康</w:t>
+      </w:r>
+    </w:p>
+    <w:p>
+      <w:r>
+        <w:pict>
+          <v:rect style="width:0;height:1.5pt" o:hralign="center" o:hrstd="t" o:hr="t"/>
+        </w:pict>
+      </w:r>
+    </w:p>
+    <w:bookmarkEnd w:id="20"/>
+    <w:bookmarkStart w:id="25" w:name="一项目背景基层慢病管理的现实困境"/>
+    <w:p>
+      <w:pPr>
+        <w:pStyle w:val="Heading2"/>
+      </w:pPr>
+      <w:r>
+        <w:t xml:space="preserve">一、项目背景：基层慢病管理的现实困境</w:t>
+      </w:r>
+    </w:p>
+    <w:bookmarkStart w:id="21" w:name="筛查做了但筛完就完"/>
+    <w:p>
+      <w:pPr>
+        <w:pStyle w:val="Heading3"/>
+      </w:pPr>
+      <w:r>
+        <w:t xml:space="preserve">1.1 筛查做了，但”筛完就完”</w:t>
+      </w:r>
+    </w:p>
+    <w:p>
+      <w:pPr>
+        <w:pStyle w:val="FirstParagraph"/>
+      </w:pPr>
+      <w:r>
+        <w:t xml:space="preserve">当前基层医疗卫生机构每年承担大量慢病筛查任务，但普遍存在一个断层：</w:t>
+      </w:r>
+      <w:r>
+        <w:t xml:space="preserve"> </w:t>
+      </w:r>
+      <w:r>
+        <w:t xml:space="preserve">-</w:t>
+      </w:r>
+      <w:r>
+        <w:t xml:space="preserve"> </w:t>
+      </w:r>
+      <w:r>
+        <w:rPr>
+          <w:bCs/>
+          <w:b/>
+        </w:rPr>
+        <w:t xml:space="preserve">筛查做了</w:t>
+      </w:r>
+      <w:r>
+        <w:t xml:space="preserve">：盆底功能筛查、心血管风险评估、认知功能初筛等年年做</w:t>
+      </w:r>
+      <w:r>
+        <w:t xml:space="preserve"> </w:t>
+      </w:r>
+      <w:r>
+        <w:t xml:space="preserve">-</w:t>
+      </w:r>
+      <w:r>
+        <w:t xml:space="preserve"> </w:t>
+      </w:r>
+      <w:r>
+        <w:rPr>
+          <w:bCs/>
+          <w:b/>
+        </w:rPr>
+        <w:t xml:space="preserve">结果出了</w:t>
+      </w:r>
+      <w:r>
+        <w:t xml:space="preserve">：阳性患者拿到了报告</w:t>
+      </w:r>
+      <w:r>
+        <w:t xml:space="preserve"> </w:t>
+      </w:r>
+      <w:r>
+        <w:t xml:space="preserve">-</w:t>
+      </w:r>
+      <w:r>
+        <w:t xml:space="preserve"> </w:t>
+      </w:r>
+      <w:r>
+        <w:rPr>
+          <w:bCs/>
+          <w:b/>
+        </w:rPr>
+        <w:t xml:space="preserve">后续断了</w:t>
+      </w:r>
+      <w:r>
+        <w:t xml:space="preserve">：缺乏干预和管理闭环</w:t>
+      </w:r>
+      <w:r>
+        <w:t xml:space="preserve"> </w:t>
+      </w:r>
+      <w:r>
+        <w:t xml:space="preserve">→</w:t>
+      </w:r>
+      <w:r>
+        <w:t xml:space="preserve"> </w:t>
+      </w:r>
+      <w:r>
+        <w:rPr>
+          <w:bCs/>
+          <w:b/>
+        </w:rPr>
+        <w:t xml:space="preserve">核心问题</w:t>
+      </w:r>
+      <w:r>
+        <w:t xml:space="preserve">：筛查结果出来后，没人管了</w:t>
+      </w:r>
+    </w:p>
+    <w:p>
+      <w:pPr>
+        <w:numPr>
+          <w:ilvl w:val="0"/>
+          <w:numId w:val="1002"/>
+        </w:numPr>
+        <w:pStyle w:val="Compact"/>
+      </w:pPr>
+      <w:r>
+        <w:t xml:space="preserve">患者拿到评估报告，医生告知”建议关注”，但后续怎么做、谁来管，没有明确路径</w:t>
+      </w:r>
+    </w:p>
+    <w:p>
+      <w:pPr>
+        <w:numPr>
+          <w:ilvl w:val="0"/>
+          <w:numId w:val="1002"/>
+        </w:numPr>
+        <w:pStyle w:val="Compact"/>
+      </w:pPr>
+      <w:r>
+        <w:t xml:space="preserve">轻症患者得不到及时干预，拖到中重症才去三甲医院，增加医疗负担</w:t>
+      </w:r>
+    </w:p>
+    <w:p>
+      <w:pPr>
+        <w:numPr>
+          <w:ilvl w:val="0"/>
+          <w:numId w:val="1002"/>
         </w:numPr>
         <w:pStyle w:val="Compact"/>
       </w:pPr>
@@ -1356,227 +1378,227 @@
       <w:pPr>
         <w:numPr>
           <w:ilvl w:val="0"/>
-          <w:numId w:val="1002"/>
-        </w:numPr>
-        <w:pStyle w:val="Compact"/>
-      </w:pPr>
-      <w:r>
-        <w:rPr>
-          <w:bCs/>
-          <w:b/>
-        </w:rPr>
-        <w:t xml:space="preserve">筛查评估：</w:t>
-      </w:r>
-      <w:r>
-        <w:t xml:space="preserve"> </w:t>
-      </w:r>
-      <w:r>
-        <w:t xml:space="preserve">社区/医院现有医护操作表面肌电设备，系统自动生成评估报告</w:t>
-      </w:r>
-    </w:p>
-    <w:p>
-      <w:pPr>
-        <w:numPr>
-          <w:ilvl w:val="0"/>
-          <w:numId w:val="1002"/>
-        </w:numPr>
-        <w:pStyle w:val="Compact"/>
-      </w:pPr>
-      <w:r>
-        <w:rPr>
-          <w:bCs/>
-          <w:b/>
-        </w:rPr>
-        <w:t xml:space="preserve">医生诊断：</w:t>
-      </w:r>
-      <w:r>
-        <w:t xml:space="preserve"> </w:t>
-      </w:r>
-      <w:r>
-        <w:t xml:space="preserve">医生结合临床判断，决定患者进入居家康复通道或转诊</w:t>
-      </w:r>
-    </w:p>
-    <w:p>
-      <w:pPr>
-        <w:numPr>
-          <w:ilvl w:val="0"/>
-          <w:numId w:val="1002"/>
-        </w:numPr>
-        <w:pStyle w:val="Compact"/>
-      </w:pPr>
-      <w:r>
-        <w:rPr>
-          <w:bCs/>
-          <w:b/>
-        </w:rPr>
-        <w:t xml:space="preserve">居家康复方案：</w:t>
-      </w:r>
-      <w:r>
-        <w:t xml:space="preserve"> </w:t>
-      </w:r>
-      <w:r>
-        <w:t xml:space="preserve">根据评估结果定制个性化居家康复方案（训练频率、强度、周期）</w:t>
-      </w:r>
-    </w:p>
-    <w:p>
-      <w:pPr>
-        <w:numPr>
-          <w:ilvl w:val="0"/>
-          <w:numId w:val="1002"/>
-        </w:numPr>
-        <w:pStyle w:val="Compact"/>
-      </w:pPr>
-      <w:r>
-        <w:rPr>
-          <w:bCs/>
-          <w:b/>
-        </w:rPr>
-        <w:t xml:space="preserve">六师共管跟踪：</w:t>
-      </w:r>
-    </w:p>
-    <w:p>
-      <w:pPr>
-        <w:numPr>
-          <w:ilvl w:val="1"/>
           <w:numId w:val="1003"/>
         </w:numPr>
         <w:pStyle w:val="Compact"/>
       </w:pPr>
       <w:r>
-        <w:t xml:space="preserve">康复治疗师在线指导设备使用和动作纠正</w:t>
+        <w:rPr>
+          <w:bCs/>
+          <w:b/>
+        </w:rPr>
+        <w:t xml:space="preserve">筛查评估：</w:t>
+      </w:r>
+      <w:r>
+        <w:t xml:space="preserve"> </w:t>
+      </w:r>
+      <w:r>
+        <w:t xml:space="preserve">社区/医院现有医护操作表面肌电设备，系统自动生成评估报告</w:t>
       </w:r>
     </w:p>
     <w:p>
       <w:pPr>
         <w:numPr>
-          <w:ilvl w:val="1"/>
+          <w:ilvl w:val="0"/>
           <w:numId w:val="1003"/>
         </w:numPr>
         <w:pStyle w:val="Compact"/>
       </w:pPr>
       <w:r>
-        <w:t xml:space="preserve">健康管理师定期回访，跟踪训练依从性</w:t>
+        <w:rPr>
+          <w:bCs/>
+          <w:b/>
+        </w:rPr>
+        <w:t xml:space="preserve">医生诊断：</w:t>
+      </w:r>
+      <w:r>
+        <w:t xml:space="preserve"> </w:t>
+      </w:r>
+      <w:r>
+        <w:t xml:space="preserve">医生结合临床判断，决定患者进入居家康复通道或转诊</w:t>
       </w:r>
     </w:p>
     <w:p>
       <w:pPr>
         <w:numPr>
-          <w:ilvl w:val="1"/>
+          <w:ilvl w:val="0"/>
           <w:numId w:val="1003"/>
         </w:numPr>
         <w:pStyle w:val="Compact"/>
       </w:pPr>
       <w:r>
-        <w:t xml:space="preserve">护士解答日常疑问</w:t>
+        <w:rPr>
+          <w:bCs/>
+          <w:b/>
+        </w:rPr>
+        <w:t xml:space="preserve">居家康复方案：</w:t>
+      </w:r>
+      <w:r>
+        <w:t xml:space="preserve"> </w:t>
+      </w:r>
+      <w:r>
+        <w:t xml:space="preserve">根据评估结果定制个性化居家康复方案（训练频率、强度、周期）</w:t>
       </w:r>
     </w:p>
     <w:p>
       <w:pPr>
         <w:numPr>
-          <w:ilvl w:val="1"/>
+          <w:ilvl w:val="0"/>
           <w:numId w:val="1003"/>
         </w:numPr>
         <w:pStyle w:val="Compact"/>
       </w:pPr>
       <w:r>
-        <w:t xml:space="preserve">营养师提供饮食建议（便秘管理）</w:t>
+        <w:rPr>
+          <w:bCs/>
+          <w:b/>
+        </w:rPr>
+        <w:t xml:space="preserve">六师共管跟踪：</w:t>
       </w:r>
     </w:p>
     <w:p>
       <w:pPr>
         <w:numPr>
           <w:ilvl w:val="1"/>
+          <w:numId w:val="1004"/>
+        </w:numPr>
+        <w:pStyle w:val="Compact"/>
+      </w:pPr>
+      <w:r>
+        <w:t xml:space="preserve">康复治疗师在线指导设备使用和动作纠正</w:t>
+      </w:r>
+    </w:p>
+    <w:p>
+      <w:pPr>
+        <w:numPr>
+          <w:ilvl w:val="1"/>
+          <w:numId w:val="1004"/>
+        </w:numPr>
+        <w:pStyle w:val="Compact"/>
+      </w:pPr>
+      <w:r>
+        <w:t xml:space="preserve">健康管理师定期回访，跟踪训练依从性</w:t>
+      </w:r>
+    </w:p>
+    <w:p>
+      <w:pPr>
+        <w:numPr>
+          <w:ilvl w:val="1"/>
+          <w:numId w:val="1004"/>
+        </w:numPr>
+        <w:pStyle w:val="Compact"/>
+      </w:pPr>
+      <w:r>
+        <w:t xml:space="preserve">护士解答日常疑问</w:t>
+      </w:r>
+    </w:p>
+    <w:p>
+      <w:pPr>
+        <w:numPr>
+          <w:ilvl w:val="1"/>
+          <w:numId w:val="1004"/>
+        </w:numPr>
+        <w:pStyle w:val="Compact"/>
+      </w:pPr>
+      <w:r>
+        <w:t xml:space="preserve">营养师提供饮食建议（便秘管理）</w:t>
+      </w:r>
+    </w:p>
+    <w:p>
+      <w:pPr>
+        <w:numPr>
+          <w:ilvl w:val="1"/>
+          <w:numId w:val="1004"/>
+        </w:numPr>
+        <w:pStyle w:val="Compact"/>
+      </w:pPr>
+      <w:r>
+        <w:t xml:space="preserve">心理支持（长期症状患者的情绪管理）</w:t>
+      </w:r>
+    </w:p>
+    <w:p>
+      <w:pPr>
+        <w:numPr>
+          <w:ilvl w:val="1"/>
+          <w:numId w:val="1004"/>
+        </w:numPr>
+        <w:pStyle w:val="Compact"/>
+      </w:pPr>
+      <w:r>
+        <w:t xml:space="preserve">运动指导师提供辅助运动方案</w:t>
+      </w:r>
+    </w:p>
+    <w:p>
+      <w:pPr>
+        <w:numPr>
+          <w:ilvl w:val="0"/>
           <w:numId w:val="1003"/>
         </w:numPr>
         <w:pStyle w:val="Compact"/>
       </w:pPr>
       <w:r>
-        <w:t xml:space="preserve">心理支持（长期症状患者的情绪管理）</w:t>
+        <w:rPr>
+          <w:bCs/>
+          <w:b/>
+        </w:rPr>
+        <w:t xml:space="preserve">数据闭环：</w:t>
+      </w:r>
+      <w:r>
+        <w:t xml:space="preserve"> </w:t>
+      </w:r>
+      <w:r>
+        <w:t xml:space="preserve">居家训练数据实时上传，管理者可查看完成情况和效果趋势</w:t>
+      </w:r>
+    </w:p>
+    <w:bookmarkEnd w:id="33"/>
+    <w:bookmarkStart w:id="34" w:name="结算模式"/>
+    <w:p>
+      <w:pPr>
+        <w:pStyle w:val="Heading4"/>
+      </w:pPr>
+      <w:r>
+        <w:t xml:space="preserve">3.1.5 结算模式</w:t>
       </w:r>
     </w:p>
     <w:p>
       <w:pPr>
         <w:numPr>
-          <w:ilvl w:val="1"/>
-          <w:numId w:val="1003"/>
+          <w:ilvl w:val="0"/>
+          <w:numId w:val="1005"/>
         </w:numPr>
         <w:pStyle w:val="Compact"/>
       </w:pPr>
       <w:r>
-        <w:t xml:space="preserve">运动指导师提供辅助运动方案</w:t>
+        <w:rPr>
+          <w:bCs/>
+          <w:b/>
+        </w:rPr>
+        <w:t xml:space="preserve">服务包形式：</w:t>
+      </w:r>
+      <w:r>
+        <w:t xml:space="preserve"> </w:t>
+      </w:r>
+      <w:r>
+        <w:t xml:space="preserve">按例结算（每人次康复周期）</w:t>
       </w:r>
     </w:p>
     <w:p>
       <w:pPr>
         <w:numPr>
           <w:ilvl w:val="0"/>
-          <w:numId w:val="1002"/>
+          <w:numId w:val="1005"/>
         </w:numPr>
         <w:pStyle w:val="Compact"/>
       </w:pPr>
       <w:r>
-        <w:rPr>
-          <w:bCs/>
-          <w:b/>
-        </w:rPr>
-        <w:t xml:space="preserve">数据闭环：</w:t>
-      </w:r>
-      <w:r>
-        <w:t xml:space="preserve"> </w:t>
-      </w:r>
-      <w:r>
-        <w:t xml:space="preserve">居家训练数据实时上传，管理者可查看完成情况和效果趋势</w:t>
-      </w:r>
-    </w:p>
-    <w:bookmarkEnd w:id="33"/>
-    <w:bookmarkStart w:id="34" w:name="结算模式"/>
-    <w:p>
-      <w:pPr>
-        <w:pStyle w:val="Heading4"/>
-      </w:pPr>
-      <w:r>
-        <w:t xml:space="preserve">3.1.5 结算模式</w:t>
+        <w:t xml:space="preserve">包含：居家设备使用 + 六师共管服务 + 数据跟踪</w:t>
       </w:r>
     </w:p>
     <w:p>
       <w:pPr>
         <w:numPr>
           <w:ilvl w:val="0"/>
-          <w:numId w:val="1004"/>
-        </w:numPr>
-        <w:pStyle w:val="Compact"/>
-      </w:pPr>
-      <w:r>
-        <w:rPr>
-          <w:bCs/>
-          <w:b/>
-        </w:rPr>
-        <w:t xml:space="preserve">服务包形式：</w:t>
-      </w:r>
-      <w:r>
-        <w:t xml:space="preserve"> </w:t>
-      </w:r>
-      <w:r>
-        <w:t xml:space="preserve">按例结算（每人次康复周期）</w:t>
-      </w:r>
-    </w:p>
-    <w:p>
-      <w:pPr>
-        <w:numPr>
-          <w:ilvl w:val="0"/>
-          <w:numId w:val="1004"/>
-        </w:numPr>
-        <w:pStyle w:val="Compact"/>
-      </w:pPr>
-      <w:r>
-        <w:t xml:space="preserve">包含：居家设备使用 + 六师共管服务 + 数据跟踪</w:t>
-      </w:r>
-    </w:p>
-    <w:p>
-      <w:pPr>
-        <w:numPr>
-          <w:ilvl w:val="0"/>
-          <w:numId w:val="1004"/>
+          <w:numId w:val="1005"/>
         </w:numPr>
         <w:pStyle w:val="Compact"/>
       </w:pPr>
@@ -2076,141 +2098,141 @@
       <w:pPr>
         <w:numPr>
           <w:ilvl w:val="0"/>
-          <w:numId w:val="1005"/>
-        </w:numPr>
-        <w:pStyle w:val="Compact"/>
-      </w:pPr>
-      <w:r>
-        <w:rPr>
-          <w:bCs/>
-          <w:b/>
-        </w:rPr>
-        <w:t xml:space="preserve">院内评估：</w:t>
-      </w:r>
-      <w:r>
-        <w:t xml:space="preserve"> </w:t>
-      </w:r>
-      <w:r>
-        <w:t xml:space="preserve">心超/CPET/6分钟步行试验由医院完成（现有能力，无需新增）</w:t>
-      </w:r>
-    </w:p>
-    <w:p>
-      <w:pPr>
-        <w:numPr>
-          <w:ilvl w:val="0"/>
-          <w:numId w:val="1005"/>
-        </w:numPr>
-        <w:pStyle w:val="Compact"/>
-      </w:pPr>
-      <w:r>
-        <w:rPr>
-          <w:bCs/>
-          <w:b/>
-        </w:rPr>
-        <w:t xml:space="preserve">居家康复方案：</w:t>
-      </w:r>
-      <w:r>
-        <w:t xml:space="preserve"> </w:t>
-      </w:r>
-      <w:r>
-        <w:t xml:space="preserve">心脏康复医师出具超声电治疗方案（治疗频率、强度、时长）</w:t>
-      </w:r>
-    </w:p>
-    <w:p>
-      <w:pPr>
-        <w:numPr>
-          <w:ilvl w:val="0"/>
-          <w:numId w:val="1005"/>
-        </w:numPr>
-        <w:pStyle w:val="Compact"/>
-      </w:pPr>
-      <w:r>
-        <w:rPr>
-          <w:bCs/>
-          <w:b/>
-        </w:rPr>
-        <w:t xml:space="preserve">远程监护：</w:t>
-      </w:r>
-      <w:r>
-        <w:t xml:space="preserve"> </w:t>
-      </w:r>
-      <w:r>
-        <w:t xml:space="preserve">患者居家训练时佩戴心电设备，数据实时上传，异常自动预警</w:t>
-      </w:r>
-    </w:p>
-    <w:p>
-      <w:pPr>
-        <w:numPr>
-          <w:ilvl w:val="0"/>
-          <w:numId w:val="1005"/>
-        </w:numPr>
-        <w:pStyle w:val="Compact"/>
-      </w:pPr>
-      <w:r>
-        <w:rPr>
-          <w:bCs/>
-          <w:b/>
-        </w:rPr>
-        <w:t xml:space="preserve">六师共管跟踪：</w:t>
-      </w:r>
-    </w:p>
-    <w:p>
-      <w:pPr>
-        <w:numPr>
-          <w:ilvl w:val="1"/>
           <w:numId w:val="1006"/>
         </w:numPr>
         <w:pStyle w:val="Compact"/>
       </w:pPr>
       <w:r>
-        <w:t xml:space="preserve">心脏康复治疗师在线调整治疗方案</w:t>
+        <w:rPr>
+          <w:bCs/>
+          <w:b/>
+        </w:rPr>
+        <w:t xml:space="preserve">院内评估：</w:t>
+      </w:r>
+      <w:r>
+        <w:t xml:space="preserve"> </w:t>
+      </w:r>
+      <w:r>
+        <w:t xml:space="preserve">心超/CPET/6分钟步行试验由医院完成（现有能力，无需新增）</w:t>
       </w:r>
     </w:p>
     <w:p>
       <w:pPr>
         <w:numPr>
-          <w:ilvl w:val="1"/>
+          <w:ilvl w:val="0"/>
           <w:numId w:val="1006"/>
         </w:numPr>
         <w:pStyle w:val="Compact"/>
       </w:pPr>
       <w:r>
-        <w:t xml:space="preserve">护士监测生命体征数据</w:t>
+        <w:rPr>
+          <w:bCs/>
+          <w:b/>
+        </w:rPr>
+        <w:t xml:space="preserve">居家康复方案：</w:t>
+      </w:r>
+      <w:r>
+        <w:t xml:space="preserve"> </w:t>
+      </w:r>
+      <w:r>
+        <w:t xml:space="preserve">心脏康复医师出具超声电治疗方案（治疗频率、强度、时长）</w:t>
       </w:r>
     </w:p>
     <w:p>
       <w:pPr>
         <w:numPr>
-          <w:ilvl w:val="1"/>
+          <w:ilvl w:val="0"/>
           <w:numId w:val="1006"/>
         </w:numPr>
         <w:pStyle w:val="Compact"/>
       </w:pPr>
       <w:r>
-        <w:t xml:space="preserve">营养师提供心脏健康饮食方案</w:t>
+        <w:rPr>
+          <w:bCs/>
+          <w:b/>
+        </w:rPr>
+        <w:t xml:space="preserve">远程监护：</w:t>
+      </w:r>
+      <w:r>
+        <w:t xml:space="preserve"> </w:t>
+      </w:r>
+      <w:r>
+        <w:t xml:space="preserve">患者居家训练时佩戴心电设备，数据实时上传，异常自动预警</w:t>
       </w:r>
     </w:p>
     <w:p>
       <w:pPr>
         <w:numPr>
-          <w:ilvl w:val="1"/>
+          <w:ilvl w:val="0"/>
           <w:numId w:val="1006"/>
         </w:numPr>
         <w:pStyle w:val="Compact"/>
       </w:pPr>
       <w:r>
-        <w:t xml:space="preserve">心理支持（术后焦虑/抑郁管理）</w:t>
+        <w:rPr>
+          <w:bCs/>
+          <w:b/>
+        </w:rPr>
+        <w:t xml:space="preserve">六师共管跟踪：</w:t>
       </w:r>
     </w:p>
     <w:p>
       <w:pPr>
         <w:numPr>
           <w:ilvl w:val="1"/>
-          <w:numId w:val="1006"/>
+          <w:numId w:val="1007"/>
         </w:numPr>
         <w:pStyle w:val="Compact"/>
       </w:pPr>
       <w:r>
+        <w:t xml:space="preserve">心脏康复治疗师在线调整治疗方案</w:t>
+      </w:r>
+    </w:p>
+    <w:p>
+      <w:pPr>
+        <w:numPr>
+          <w:ilvl w:val="1"/>
+          <w:numId w:val="1007"/>
+        </w:numPr>
+        <w:pStyle w:val="Compact"/>
+      </w:pPr>
+      <w:r>
+        <w:t xml:space="preserve">护士监测生命体征数据</w:t>
+      </w:r>
+    </w:p>
+    <w:p>
+      <w:pPr>
+        <w:numPr>
+          <w:ilvl w:val="1"/>
+          <w:numId w:val="1007"/>
+        </w:numPr>
+        <w:pStyle w:val="Compact"/>
+      </w:pPr>
+      <w:r>
+        <w:t xml:space="preserve">营养师提供心脏健康饮食方案</w:t>
+      </w:r>
+    </w:p>
+    <w:p>
+      <w:pPr>
+        <w:numPr>
+          <w:ilvl w:val="1"/>
+          <w:numId w:val="1007"/>
+        </w:numPr>
+        <w:pStyle w:val="Compact"/>
+      </w:pPr>
+      <w:r>
+        <w:t xml:space="preserve">心理支持（术后焦虑/抑郁管理）</w:t>
+      </w:r>
+    </w:p>
+    <w:p>
+      <w:pPr>
+        <w:numPr>
+          <w:ilvl w:val="1"/>
+          <w:numId w:val="1007"/>
+        </w:numPr>
+        <w:pStyle w:val="Compact"/>
+      </w:pPr>
+      <w:r>
         <w:t xml:space="preserve">健康管理师跟踪服药依从性</w:t>
       </w:r>
     </w:p>
@@ -2218,7 +2240,7 @@
       <w:pPr>
         <w:numPr>
           <w:ilvl w:val="0"/>
-          <w:numId w:val="1005"/>
+          <w:numId w:val="1006"/>
         </w:numPr>
         <w:pStyle w:val="Compact"/>
       </w:pPr>
@@ -2829,112 +2851,60 @@
       <w:pPr>
         <w:numPr>
           <w:ilvl w:val="0"/>
-          <w:numId w:val="1007"/>
-        </w:numPr>
-        <w:pStyle w:val="Compact"/>
-      </w:pPr>
-      <w:r>
-        <w:rPr>
-          <w:bCs/>
-          <w:b/>
-        </w:rPr>
-        <w:t xml:space="preserve">初筛：</w:t>
-      </w:r>
-      <w:r>
-        <w:t xml:space="preserve"> </w:t>
-      </w:r>
-      <w:r>
-        <w:t xml:space="preserve">社区/学校使用简易数字化量表进行人群初筛（5-10分钟）</w:t>
-      </w:r>
-    </w:p>
-    <w:p>
-      <w:pPr>
-        <w:numPr>
-          <w:ilvl w:val="0"/>
-          <w:numId w:val="1007"/>
-        </w:numPr>
-        <w:pStyle w:val="Compact"/>
-      </w:pPr>
-      <w:r>
-        <w:rPr>
-          <w:bCs/>
-          <w:b/>
-        </w:rPr>
-        <w:t xml:space="preserve">评估：</w:t>
-      </w:r>
-      <w:r>
-        <w:t xml:space="preserve"> </w:t>
-      </w:r>
-      <w:r>
-        <w:t xml:space="preserve">医疗机构进行专业评估（临床访谈 + 完整量表）</w:t>
-      </w:r>
-    </w:p>
-    <w:p>
-      <w:pPr>
-        <w:numPr>
-          <w:ilvl w:val="0"/>
-          <w:numId w:val="1007"/>
-        </w:numPr>
-        <w:pStyle w:val="Compact"/>
-      </w:pPr>
-      <w:r>
-        <w:rPr>
-          <w:bCs/>
-          <w:b/>
-        </w:rPr>
-        <w:t xml:space="preserve">居家数字疗法：</w:t>
-      </w:r>
-    </w:p>
-    <w:p>
-      <w:pPr>
-        <w:numPr>
-          <w:ilvl w:val="1"/>
           <w:numId w:val="1008"/>
         </w:numPr>
         <w:pStyle w:val="Compact"/>
       </w:pPr>
       <w:r>
-        <w:t xml:space="preserve">认知训练游戏化任务（针对阿尔茨海默症：记忆力、注意力、执行功能训练）</w:t>
+        <w:rPr>
+          <w:bCs/>
+          <w:b/>
+        </w:rPr>
+        <w:t xml:space="preserve">初筛：</w:t>
+      </w:r>
+      <w:r>
+        <w:t xml:space="preserve"> </w:t>
+      </w:r>
+      <w:r>
+        <w:t xml:space="preserve">社区/学校使用简易数字化量表进行人群初筛（5-10分钟）</w:t>
       </w:r>
     </w:p>
     <w:p>
       <w:pPr>
         <w:numPr>
-          <w:ilvl w:val="1"/>
+          <w:ilvl w:val="0"/>
           <w:numId w:val="1008"/>
         </w:numPr>
         <w:pStyle w:val="Compact"/>
       </w:pPr>
       <w:r>
-        <w:t xml:space="preserve">ADHD儿童执行功能训练（行为管理、注意力训练）</w:t>
+        <w:rPr>
+          <w:bCs/>
+          <w:b/>
+        </w:rPr>
+        <w:t xml:space="preserve">评估：</w:t>
+      </w:r>
+      <w:r>
+        <w:t xml:space="preserve"> </w:t>
+      </w:r>
+      <w:r>
+        <w:t xml:space="preserve">医疗机构进行专业评估（临床访谈 + 完整量表）</w:t>
       </w:r>
     </w:p>
     <w:p>
       <w:pPr>
         <w:numPr>
-          <w:ilvl w:val="1"/>
+          <w:ilvl w:val="0"/>
           <w:numId w:val="1008"/>
         </w:numPr>
         <w:pStyle w:val="Compact"/>
       </w:pPr>
       <w:r>
-        <w:t xml:space="preserve">轻中度抑郁/焦虑的认知行为疗法数字化模块</w:t>
-      </w:r>
-    </w:p>
-    <w:p>
-      <w:pPr>
-        <w:numPr>
-          <w:ilvl w:val="0"/>
-          <w:numId w:val="1007"/>
-        </w:numPr>
-        <w:pStyle w:val="Compact"/>
-      </w:pPr>
-      <w:r>
         <w:rPr>
           <w:bCs/>
           <w:b/>
         </w:rPr>
-        <w:t xml:space="preserve">六师共管跟踪：</w:t>
+        <w:t xml:space="preserve">居家数字疗法：</w:t>
       </w:r>
     </w:p>
     <w:p>
@@ -2946,7 +2916,7 @@
         <w:pStyle w:val="Compact"/>
       </w:pPr>
       <w:r>
-        <w:t xml:space="preserve">心理治疗师在线指导训练</w:t>
+        <w:t xml:space="preserve">认知训练游戏化任务（针对阿尔茨海默症：记忆力、注意力、执行功能训练）</w:t>
       </w:r>
     </w:p>
     <w:p>
@@ -2958,7 +2928,7 @@
         <w:pStyle w:val="Compact"/>
       </w:pPr>
       <w:r>
-        <w:t xml:space="preserve">健康管理师跟踪依从性</w:t>
+        <w:t xml:space="preserve">ADHD儿童执行功能训练（行为管理、注意力训练）</w:t>
       </w:r>
     </w:p>
     <w:p>
@@ -2970,14 +2940,66 @@
         <w:pStyle w:val="Compact"/>
       </w:pPr>
       <w:r>
-        <w:t xml:space="preserve">家人/照顾者支持指导</w:t>
+        <w:t xml:space="preserve">轻中度抑郁/焦虑的认知行为疗法数字化模块</w:t>
+      </w:r>
+    </w:p>
+    <w:p>
+      <w:pPr>
+        <w:numPr>
+          <w:ilvl w:val="0"/>
+          <w:numId w:val="1008"/>
+        </w:numPr>
+        <w:pStyle w:val="Compact"/>
+      </w:pPr>
+      <w:r>
+        <w:rPr>
+          <w:bCs/>
+          <w:b/>
+        </w:rPr>
+        <w:t xml:space="preserve">六师共管跟踪：</w:t>
       </w:r>
     </w:p>
     <w:p>
       <w:pPr>
         <w:numPr>
           <w:ilvl w:val="1"/>
-          <w:numId w:val="1009"/>
+          <w:numId w:val="1010"/>
+        </w:numPr>
+        <w:pStyle w:val="Compact"/>
+      </w:pPr>
+      <w:r>
+        <w:t xml:space="preserve">心理治疗师在线指导训练</w:t>
+      </w:r>
+    </w:p>
+    <w:p>
+      <w:pPr>
+        <w:numPr>
+          <w:ilvl w:val="1"/>
+          <w:numId w:val="1010"/>
+        </w:numPr>
+        <w:pStyle w:val="Compact"/>
+      </w:pPr>
+      <w:r>
+        <w:t xml:space="preserve">健康管理师跟踪依从性</w:t>
+      </w:r>
+    </w:p>
+    <w:p>
+      <w:pPr>
+        <w:numPr>
+          <w:ilvl w:val="1"/>
+          <w:numId w:val="1010"/>
+        </w:numPr>
+        <w:pStyle w:val="Compact"/>
+      </w:pPr>
+      <w:r>
+        <w:t xml:space="preserve">家人/照顾者支持指导</w:t>
+      </w:r>
+    </w:p>
+    <w:p>
+      <w:pPr>
+        <w:numPr>
+          <w:ilvl w:val="1"/>
+          <w:numId w:val="1010"/>
         </w:numPr>
         <w:pStyle w:val="Compact"/>
       </w:pPr>
@@ -3406,7 +3428,7 @@
       <w:pPr>
         <w:numPr>
           <w:ilvl w:val="0"/>
-          <w:numId w:val="1010"/>
+          <w:numId w:val="1011"/>
         </w:numPr>
         <w:pStyle w:val="Compact"/>
       </w:pPr>
@@ -3428,7 +3450,7 @@
       <w:pPr>
         <w:numPr>
           <w:ilvl w:val="0"/>
-          <w:numId w:val="1010"/>
+          <w:numId w:val="1011"/>
         </w:numPr>
         <w:pStyle w:val="Compact"/>
       </w:pPr>
@@ -3450,7 +3472,7 @@
       <w:pPr>
         <w:numPr>
           <w:ilvl w:val="0"/>
-          <w:numId w:val="1010"/>
+          <w:numId w:val="1011"/>
         </w:numPr>
         <w:pStyle w:val="Compact"/>
       </w:pPr>
@@ -3472,7 +3494,7 @@
       <w:pPr>
         <w:numPr>
           <w:ilvl w:val="0"/>
-          <w:numId w:val="1010"/>
+          <w:numId w:val="1011"/>
         </w:numPr>
         <w:pStyle w:val="Compact"/>
       </w:pPr>
@@ -3494,7 +3516,7 @@
       <w:pPr>
         <w:numPr>
           <w:ilvl w:val="0"/>
-          <w:numId w:val="1010"/>
+          <w:numId w:val="1011"/>
         </w:numPr>
         <w:pStyle w:val="Compact"/>
       </w:pPr>
@@ -5210,7 +5232,7 @@
       <w:pPr>
         <w:numPr>
           <w:ilvl w:val="0"/>
-          <w:numId w:val="1011"/>
+          <w:numId w:val="1012"/>
         </w:numPr>
         <w:pStyle w:val="Compact"/>
       </w:pPr>
@@ -5222,7 +5244,7 @@
       <w:pPr>
         <w:numPr>
           <w:ilvl w:val="0"/>
-          <w:numId w:val="1011"/>
+          <w:numId w:val="1012"/>
         </w:numPr>
         <w:pStyle w:val="Compact"/>
       </w:pPr>
@@ -5234,7 +5256,7 @@
       <w:pPr>
         <w:numPr>
           <w:ilvl w:val="0"/>
-          <w:numId w:val="1011"/>
+          <w:numId w:val="1012"/>
         </w:numPr>
         <w:pStyle w:val="Compact"/>
       </w:pPr>
@@ -5246,7 +5268,7 @@
       <w:pPr>
         <w:numPr>
           <w:ilvl w:val="0"/>
-          <w:numId w:val="1011"/>
+          <w:numId w:val="1012"/>
         </w:numPr>
         <w:pStyle w:val="Compact"/>
       </w:pPr>
@@ -6200,7 +6222,7 @@
       <w:pPr>
         <w:numPr>
           <w:ilvl w:val="0"/>
-          <w:numId w:val="1012"/>
+          <w:numId w:val="1013"/>
         </w:numPr>
         <w:pStyle w:val="Compact"/>
       </w:pPr>
@@ -6222,7 +6244,7 @@
       <w:pPr>
         <w:numPr>
           <w:ilvl w:val="0"/>
-          <w:numId w:val="1012"/>
+          <w:numId w:val="1013"/>
         </w:numPr>
         <w:pStyle w:val="Compact"/>
       </w:pPr>
@@ -6244,7 +6266,7 @@
       <w:pPr>
         <w:numPr>
           <w:ilvl w:val="0"/>
-          <w:numId w:val="1012"/>
+          <w:numId w:val="1013"/>
         </w:numPr>
         <w:pStyle w:val="Compact"/>
       </w:pPr>
@@ -6266,7 +6288,7 @@
       <w:pPr>
         <w:numPr>
           <w:ilvl w:val="0"/>
-          <w:numId w:val="1012"/>
+          <w:numId w:val="1013"/>
         </w:numPr>
         <w:pStyle w:val="Compact"/>
       </w:pPr>
@@ -6723,6 +6745,9 @@
     <w:abstractNumId w:val="991"/>
   </w:num>
   <w:num w:numId="1010">
+    <w:abstractNumId w:val="991"/>
+  </w:num>
+  <w:num w:numId="1011">
     <w:abstractNumId w:val="99411"/>
     <w:lvlOverride w:ilvl="0">
       <w:startOverride w:val="1"/>
@@ -6752,10 +6777,10 @@
       <w:startOverride w:val="1"/>
     </w:lvlOverride>
   </w:num>
-  <w:num w:numId="1011">
+  <w:num w:numId="1012">
     <w:abstractNumId w:val="991"/>
   </w:num>
-  <w:num w:numId="1012">
+  <w:num w:numId="1013">
     <w:abstractNumId w:val="991"/>
   </w:num>
 </w:numbering>

--- a/docs/卫健局示范项目建议方案.docx
+++ b/docs/卫健局示范项目建议方案.docx
@@ -2,7 +2,7 @@
 <file path=word/document.xml><?xml version="1.0" encoding="utf-8"?>
 <w:document xmlns:w="http://schemas.openxmlformats.org/wordprocessingml/2006/main" xmlns:m="http://schemas.openxmlformats.org/officeDocument/2006/math" xmlns:r="http://schemas.openxmlformats.org/officeDocument/2006/relationships" xmlns:o="urn:schemas-microsoft-com:office:office" xmlns:v="urn:schemas-microsoft-com:vml" xmlns:w10="urn:schemas-microsoft-com:office:word" xmlns:a="http://schemas.openxmlformats.org/drawingml/2006/main" xmlns:pic="http://schemas.openxmlformats.org/drawingml/2006/picture" xmlns:wp="http://schemas.openxmlformats.org/drawingml/2006/wordprocessingDrawing">
   <w:body>
-    <w:bookmarkStart w:id="72" w:name="xx区筛查评估居家康复慢病管理示范项目建议方案"/>
+    <w:bookmarkStart w:id="74" w:name="xx区筛查评估居家康复慢病管理示范项目建议方案"/>
     <w:p>
       <w:pPr>
         <w:pStyle w:val="Heading1"/>
@@ -3035,13 +3035,13 @@
     <w:bookmarkEnd w:id="46"/>
     <w:bookmarkEnd w:id="47"/>
     <w:bookmarkEnd w:id="48"/>
-    <w:bookmarkStart w:id="53" w:name="四卫健局的资金投入与结算模式"/>
+    <w:bookmarkStart w:id="55" w:name="四项目资金模式专项债资金路径"/>
     <w:p>
       <w:pPr>
         <w:pStyle w:val="Heading2"/>
       </w:pPr>
       <w:r>
-        <w:t xml:space="preserve">四、卫健局的资金投入与结算模式</w:t>
+        <w:t xml:space="preserve">四、项目资金模式：专项债资金路径</w:t>
       </w:r>
     </w:p>
     <w:p>
@@ -3049,23 +3049,423 @@
         <w:pStyle w:val="FirstParagraph"/>
       </w:pPr>
       <w:r>
-        <w:t xml:space="preserve">本方案的核心优势在于：</w:t>
+        <w:t xml:space="preserve">本项目采用</w:t>
       </w:r>
       <w:r>
         <w:rPr>
           <w:bCs/>
           <w:b/>
         </w:rPr>
-        <w:t xml:space="preserve">卫健局按效果付费，钱花得明白、管得轻松。</w:t>
-      </w:r>
-    </w:p>
-    <w:bookmarkStart w:id="49" w:name="卫健局的资金投入方式"/>
+        <w:t xml:space="preserve">专项债资金+按效付费</w:t>
+      </w:r>
+      <w:r>
+        <w:t xml:space="preserve">的资金模式。卫健局通过申请地方政府专项债获得启动资金，以购买设备+购买服务的方式，由圆爱康作为服务提供方落地执行。</w:t>
+      </w:r>
+    </w:p>
+    <w:bookmarkStart w:id="49" w:name="资金全景专项债的钱怎么花"/>
     <w:p>
       <w:pPr>
         <w:pStyle w:val="Heading3"/>
       </w:pPr>
       <w:r>
-        <w:t xml:space="preserve">4.1 卫健局的资金投入方式</w:t>
+        <w:t xml:space="preserve">4.1 资金全景：专项债的钱怎么花</w:t>
+      </w:r>
+    </w:p>
+    <w:p>
+      <w:pPr>
+        <w:pStyle w:val="SourceCode"/>
+      </w:pPr>
+      <w:r>
+        <w:rPr>
+          <w:rStyle w:val="VerbatimChar"/>
+        </w:rPr>
+        <w:t xml:space="preserve">              专项债（卫健局申请）</w:t>
+      </w:r>
+      <w:r>
+        <w:br/>
+      </w:r>
+      <w:r>
+        <w:rPr>
+          <w:rStyle w:val="VerbatimChar"/>
+        </w:rPr>
+        <w:t xml:space="preserve">                    │</w:t>
+      </w:r>
+      <w:r>
+        <w:br/>
+      </w:r>
+      <w:r>
+        <w:rPr>
+          <w:rStyle w:val="VerbatimChar"/>
+        </w:rPr>
+        <w:t xml:space="preserve">                    ▼</w:t>
+      </w:r>
+      <w:r>
+        <w:br/>
+      </w:r>
+      <w:r>
+        <w:rPr>
+          <w:rStyle w:val="VerbatimChar"/>
+        </w:rPr>
+        <w:t xml:space="preserve">         ┌────────────────────────┐</w:t>
+      </w:r>
+      <w:r>
+        <w:br/>
+      </w:r>
+      <w:r>
+        <w:rPr>
+          <w:rStyle w:val="VerbatimChar"/>
+        </w:rPr>
+        <w:t xml:space="preserve">         │    专项债资金池        │</w:t>
+      </w:r>
+      <w:r>
+        <w:br/>
+      </w:r>
+      <w:r>
+        <w:rPr>
+          <w:rStyle w:val="VerbatimChar"/>
+        </w:rPr>
+        <w:t xml:space="preserve">         └────────┬───────────────┘</w:t>
+      </w:r>
+      <w:r>
+        <w:br/>
+      </w:r>
+      <w:r>
+        <w:rPr>
+          <w:rStyle w:val="VerbatimChar"/>
+        </w:rPr>
+        <w:t xml:space="preserve">                  │</w:t>
+      </w:r>
+      <w:r>
+        <w:br/>
+      </w:r>
+      <w:r>
+        <w:rPr>
+          <w:rStyle w:val="VerbatimChar"/>
+        </w:rPr>
+        <w:t xml:space="preserve">          ┌───────┴────────┐</w:t>
+      </w:r>
+      <w:r>
+        <w:br/>
+      </w:r>
+      <w:r>
+        <w:rPr>
+          <w:rStyle w:val="VerbatimChar"/>
+        </w:rPr>
+        <w:t xml:space="preserve">          ▼                 ▼</w:t>
+      </w:r>
+      <w:r>
+        <w:br/>
+      </w:r>
+      <w:r>
+        <w:rPr>
+          <w:rStyle w:val="VerbatimChar"/>
+        </w:rPr>
+        <w:t xml:space="preserve">  ┌─────────────┐   ┌──────────────┐</w:t>
+      </w:r>
+      <w:r>
+        <w:br/>
+      </w:r>
+      <w:r>
+        <w:rPr>
+          <w:rStyle w:val="VerbatimChar"/>
+        </w:rPr>
+        <w:t xml:space="preserve">  │① 购买设备    │   │② 购买服务    │</w:t>
+      </w:r>
+      <w:r>
+        <w:br/>
+      </w:r>
+      <w:r>
+        <w:rPr>
+          <w:rStyle w:val="VerbatimChar"/>
+        </w:rPr>
+        <w:t xml:space="preserve">  │（设备费→圆爱康）│   │（服务费→圆爱康）│</w:t>
+      </w:r>
+      <w:r>
+        <w:br/>
+      </w:r>
+      <w:r>
+        <w:rPr>
+          <w:rStyle w:val="VerbatimChar"/>
+        </w:rPr>
+        <w:t xml:space="preserve">  └──────┬──────┘   └──────┬───────┘</w:t>
+      </w:r>
+      <w:r>
+        <w:br/>
+      </w:r>
+      <w:r>
+        <w:rPr>
+          <w:rStyle w:val="VerbatimChar"/>
+        </w:rPr>
+        <w:t xml:space="preserve">         │                  │</w:t>
+      </w:r>
+      <w:r>
+        <w:br/>
+      </w:r>
+      <w:r>
+        <w:rPr>
+          <w:rStyle w:val="VerbatimChar"/>
+        </w:rPr>
+        <w:t xml:space="preserve">         ▼                  ▼</w:t>
+      </w:r>
+      <w:r>
+        <w:br/>
+      </w:r>
+      <w:r>
+        <w:rPr>
+          <w:rStyle w:val="VerbatimChar"/>
+        </w:rPr>
+        <w:t xml:space="preserve">  ┌─────────────┐   ┌──────────────┐</w:t>
+      </w:r>
+      <w:r>
+        <w:br/>
+      </w:r>
+      <w:r>
+        <w:rPr>
+          <w:rStyle w:val="VerbatimChar"/>
+        </w:rPr>
+        <w:t xml:space="preserve">  │设备配置到    │   │居家康复服务    │</w:t>
+      </w:r>
+      <w:r>
+        <w:br/>
+      </w:r>
+      <w:r>
+        <w:rPr>
+          <w:rStyle w:val="VerbatimChar"/>
+        </w:rPr>
+        <w:t xml:space="preserve">  │社区/医院    │   │（六师共管+     │</w:t>
+      </w:r>
+      <w:r>
+        <w:br/>
+      </w:r>
+      <w:r>
+        <w:rPr>
+          <w:rStyle w:val="VerbatimChar"/>
+        </w:rPr>
+        <w:t xml:space="preserve">  │（资产归卫健局）│   │ 数据跟踪）    │</w:t>
+      </w:r>
+      <w:r>
+        <w:br/>
+      </w:r>
+      <w:r>
+        <w:rPr>
+          <w:rStyle w:val="VerbatimChar"/>
+        </w:rPr>
+        <w:t xml:space="preserve">  └─────────────┘   └──────────────┘</w:t>
+      </w:r>
+    </w:p>
+    <w:p>
+      <w:pPr>
+        <w:pStyle w:val="FirstParagraph"/>
+      </w:pPr>
+      <w:r>
+        <w:rPr>
+          <w:bCs/>
+          <w:b/>
+        </w:rPr>
+        <w:t xml:space="preserve">两条资金线互不干扰：</w:t>
+      </w:r>
+      <w:r>
+        <w:t xml:space="preserve"> </w:t>
+      </w:r>
+      <w:r>
+        <w:t xml:space="preserve">-</w:t>
+      </w:r>
+      <w:r>
+        <w:t xml:space="preserve"> </w:t>
+      </w:r>
+      <w:r>
+        <w:rPr>
+          <w:bCs/>
+          <w:b/>
+        </w:rPr>
+        <w:t xml:space="preserve">设备线</w:t>
+      </w:r>
+      <w:r>
+        <w:t xml:space="preserve">（一次性）：专项债资金→买设备→圆爱康交付设备→设备归卫健局/医院资产→社区/医院使用</w:t>
+      </w:r>
+      <w:r>
+        <w:t xml:space="preserve"> </w:t>
+      </w:r>
+      <w:r>
+        <w:t xml:space="preserve">-</w:t>
+      </w:r>
+      <w:r>
+        <w:t xml:space="preserve"> </w:t>
+      </w:r>
+      <w:r>
+        <w:rPr>
+          <w:bCs/>
+          <w:b/>
+        </w:rPr>
+        <w:t xml:space="preserve">服务线</w:t>
+      </w:r>
+      <w:r>
+        <w:t xml:space="preserve">（持续性）：专项债资金→按例/按周期购买居家康复服务→圆爱康提供服务→患者享受服务</w:t>
+      </w:r>
+    </w:p>
+    <w:bookmarkEnd w:id="49"/>
+    <w:bookmarkStart w:id="50" w:name="为什么用专项债模式"/>
+    <w:p>
+      <w:pPr>
+        <w:pStyle w:val="Heading3"/>
+      </w:pPr>
+      <w:r>
+        <w:t xml:space="preserve">4.2 为什么用专项债模式？</w:t>
+      </w:r>
+    </w:p>
+    <w:tbl>
+      <w:tblPr>
+        <w:tblStyle w:val="Table"/>
+        <w:tblW w:type="pct" w:w="5000"/>
+        <w:tblLook w:firstRow="1" w:lastRow="0" w:firstColumn="0" w:lastColumn="0" w:noHBand="0" w:noVBand="0" w:val="0020"/>
+        <w:jc w:val="start"/>
+      </w:tblPr>
+      <w:tblGrid>
+        <w:gridCol w:w="3960"/>
+        <w:gridCol w:w="3960"/>
+      </w:tblGrid>
+      <w:tr>
+        <w:trPr>
+          <w:tblHeader w:val="true"/>
+        </w:trPr>
+        <w:tc>
+          <w:tcPr/>
+          <w:p>
+            <w:pPr>
+              <w:pStyle w:val="Compact"/>
+              <w:jc w:val="left"/>
+            </w:pPr>
+            <w:r>
+              <w:t xml:space="preserve">传统采购模式</w:t>
+            </w:r>
+          </w:p>
+        </w:tc>
+        <w:tc>
+          <w:tcPr/>
+          <w:p>
+            <w:pPr>
+              <w:pStyle w:val="Compact"/>
+              <w:jc w:val="left"/>
+            </w:pPr>
+            <w:r>
+              <w:t xml:space="preserve">专项债模式</w:t>
+            </w:r>
+          </w:p>
+        </w:tc>
+      </w:tr>
+      <w:tr>
+        <w:tc>
+          <w:tcPr/>
+          <w:p>
+            <w:pPr>
+              <w:pStyle w:val="Compact"/>
+              <w:jc w:val="left"/>
+            </w:pPr>
+            <w:r>
+              <w:t xml:space="preserve">需要当年财政预算安排，受年度预算限制</w:t>
+            </w:r>
+          </w:p>
+        </w:tc>
+        <w:tc>
+          <w:tcPr/>
+          <w:p>
+            <w:pPr>
+              <w:pStyle w:val="Compact"/>
+              <w:jc w:val="left"/>
+            </w:pPr>
+            <w:r>
+              <w:t xml:space="preserve">专项资金专款专用，不占当年预算指标</w:t>
+            </w:r>
+          </w:p>
+        </w:tc>
+      </w:tr>
+      <w:tr>
+        <w:tc>
+          <w:tcPr/>
+          <w:p>
+            <w:pPr>
+              <w:pStyle w:val="Compact"/>
+              <w:jc w:val="left"/>
+            </w:pPr>
+            <w:r>
+              <w:t xml:space="preserve">采购流程长，从立项到招标到交货数月</w:t>
+            </w:r>
+          </w:p>
+        </w:tc>
+        <w:tc>
+          <w:tcPr/>
+          <w:p>
+            <w:pPr>
+              <w:pStyle w:val="Compact"/>
+              <w:jc w:val="left"/>
+            </w:pPr>
+            <w:r>
+              <w:t xml:space="preserve">项目立项后资金可直接拨付，流程简化</w:t>
+            </w:r>
+          </w:p>
+        </w:tc>
+      </w:tr>
+      <w:tr>
+        <w:tc>
+          <w:tcPr/>
+          <w:p>
+            <w:pPr>
+              <w:pStyle w:val="Compact"/>
+              <w:jc w:val="left"/>
+            </w:pPr>
+            <w:r>
+              <w:t xml:space="preserve">设备采购后可能闲置（缺人操作、缺配套服务）</w:t>
+            </w:r>
+          </w:p>
+        </w:tc>
+        <w:tc>
+          <w:tcPr/>
+          <w:p>
+            <w:pPr>
+              <w:pStyle w:val="Compact"/>
+              <w:jc w:val="left"/>
+            </w:pPr>
+            <w:r>
+              <w:t xml:space="preserve">设备+服务捆绑采购，买了就能用、用了就见效</w:t>
+            </w:r>
+          </w:p>
+        </w:tc>
+      </w:tr>
+      <w:tr>
+        <w:tc>
+          <w:tcPr/>
+          <w:p>
+            <w:pPr>
+              <w:pStyle w:val="Compact"/>
+              <w:jc w:val="left"/>
+            </w:pPr>
+            <w:r>
+              <w:t xml:space="preserve">资金使用缺乏效果约束</w:t>
+            </w:r>
+          </w:p>
+        </w:tc>
+        <w:tc>
+          <w:tcPr/>
+          <w:p>
+            <w:pPr>
+              <w:pStyle w:val="Compact"/>
+              <w:jc w:val="left"/>
+            </w:pPr>
+            <w:r>
+              <w:t xml:space="preserve">服务费按效果结算（按例/按周期），做一例付一例</w:t>
+            </w:r>
+          </w:p>
+        </w:tc>
+      </w:tr>
+    </w:tbl>
+    <w:bookmarkEnd w:id="50"/>
+    <w:bookmarkStart w:id="51" w:name="卫健局的资金投入方式"/>
+    <w:p>
+      <w:pPr>
+        <w:pStyle w:val="Heading3"/>
+      </w:pPr>
+      <w:r>
+        <w:t xml:space="preserve">4.3 卫健局的资金投入方式</w:t>
       </w:r>
     </w:p>
     <w:p>
@@ -3256,14 +3656,14 @@
         </w:tc>
       </w:tr>
     </w:tbl>
-    <w:bookmarkEnd w:id="49"/>
-    <w:bookmarkStart w:id="50" w:name="卫健局的资金流向设计"/>
+    <w:bookmarkEnd w:id="51"/>
+    <w:bookmarkStart w:id="52" w:name="资金流向设计"/>
     <w:p>
       <w:pPr>
         <w:pStyle w:val="Heading3"/>
       </w:pPr>
       <w:r>
-        <w:t xml:space="preserve">4.2 卫健局的资金流向设计</w:t>
+        <w:t xml:space="preserve">4.4 资金流向设计</w:t>
       </w:r>
     </w:p>
     <w:p>
@@ -3274,7 +3674,7 @@
         <w:rPr>
           <w:rStyle w:val="VerbatimChar"/>
         </w:rPr>
-        <w:t xml:space="preserve">卫健局专项经费</w:t>
+        <w:t xml:space="preserve">卫健局（专项债资金）</w:t>
       </w:r>
       <w:r>
         <w:br/>
@@ -3301,115 +3701,160 @@
         <w:rPr>
           <w:rStyle w:val="VerbatimChar"/>
         </w:rPr>
-        <w:t xml:space="preserve">┌─────────────────────┐</w:t>
-      </w:r>
-      <w:r>
-        <w:br/>
-      </w:r>
-      <w:r>
-        <w:rPr>
-          <w:rStyle w:val="VerbatimChar"/>
-        </w:rPr>
-        <w:t xml:space="preserve">│  卫健局监管账户      │ ← 卫健局指定，资金流向全程可查</w:t>
-      </w:r>
-      <w:r>
-        <w:br/>
-      </w:r>
-      <w:r>
-        <w:rPr>
-          <w:rStyle w:val="VerbatimChar"/>
-        </w:rPr>
-        <w:t xml:space="preserve">│  （统一收付平台）     │</w:t>
-      </w:r>
-      <w:r>
-        <w:br/>
-      </w:r>
-      <w:r>
-        <w:rPr>
-          <w:rStyle w:val="VerbatimChar"/>
-        </w:rPr>
-        <w:t xml:space="preserve">└──────────┬──────────┘</w:t>
-      </w:r>
-      <w:r>
-        <w:br/>
-      </w:r>
-      <w:r>
-        <w:rPr>
-          <w:rStyle w:val="VerbatimChar"/>
-        </w:rPr>
-        <w:t xml:space="preserve">           │</w:t>
-      </w:r>
-      <w:r>
-        <w:br/>
-      </w:r>
-      <w:r>
-        <w:rPr>
-          <w:rStyle w:val="VerbatimChar"/>
-        </w:rPr>
-        <w:t xml:space="preserve">    ┌──────┴──────┐</w:t>
-      </w:r>
-      <w:r>
-        <w:br/>
-      </w:r>
-      <w:r>
-        <w:rPr>
-          <w:rStyle w:val="VerbatimChar"/>
-        </w:rPr>
-        <w:t xml:space="preserve">    ▼             ▼</w:t>
-      </w:r>
-      <w:r>
-        <w:br/>
-      </w:r>
-      <w:r>
-        <w:rPr>
-          <w:rStyle w:val="VerbatimChar"/>
-        </w:rPr>
-        <w:t xml:space="preserve">服务提供方      医院/社区</w:t>
-      </w:r>
-      <w:r>
-        <w:br/>
-      </w:r>
-      <w:r>
-        <w:rPr>
-          <w:rStyle w:val="VerbatimChar"/>
-        </w:rPr>
-        <w:t xml:space="preserve">（圆爱康）      （机构管理费）</w:t>
-      </w:r>
-      <w:r>
-        <w:br/>
-      </w:r>
-      <w:r>
-        <w:rPr>
-          <w:rStyle w:val="VerbatimChar"/>
-        </w:rPr>
-        <w:t xml:space="preserve">    │</w:t>
-      </w:r>
-      <w:r>
-        <w:br/>
-      </w:r>
-      <w:r>
-        <w:rPr>
-          <w:rStyle w:val="VerbatimChar"/>
-        </w:rPr>
-        <w:t xml:space="preserve">    ▼</w:t>
-      </w:r>
-      <w:r>
-        <w:br/>
-      </w:r>
-      <w:r>
-        <w:rPr>
-          <w:rStyle w:val="VerbatimChar"/>
-        </w:rPr>
-        <w:t xml:space="preserve">居家康复服务执行</w:t>
-      </w:r>
-      <w:r>
-        <w:br/>
-      </w:r>
-      <w:r>
-        <w:rPr>
-          <w:rStyle w:val="VerbatimChar"/>
-        </w:rPr>
-        <w:t xml:space="preserve">（设备+六师共管+数据）</w:t>
+        <w:t xml:space="preserve">┌─────────────────────────┐</w:t>
+      </w:r>
+      <w:r>
+        <w:br/>
+      </w:r>
+      <w:r>
+        <w:rPr>
+          <w:rStyle w:val="VerbatimChar"/>
+        </w:rPr>
+        <w:t xml:space="preserve">│  专项债专用账户         │ ← 资金流向全程财政可查</w:t>
+      </w:r>
+      <w:r>
+        <w:br/>
+      </w:r>
+      <w:r>
+        <w:rPr>
+          <w:rStyle w:val="VerbatimChar"/>
+        </w:rPr>
+        <w:t xml:space="preserve">│  （卫健局指定监管）       │</w:t>
+      </w:r>
+      <w:r>
+        <w:br/>
+      </w:r>
+      <w:r>
+        <w:rPr>
+          <w:rStyle w:val="VerbatimChar"/>
+        </w:rPr>
+        <w:t xml:space="preserve">└───────────┬─────────────┘</w:t>
+      </w:r>
+      <w:r>
+        <w:br/>
+      </w:r>
+      <w:r>
+        <w:rPr>
+          <w:rStyle w:val="VerbatimChar"/>
+        </w:rPr>
+        <w:t xml:space="preserve">             │</w:t>
+      </w:r>
+      <w:r>
+        <w:br/>
+      </w:r>
+      <w:r>
+        <w:rPr>
+          <w:rStyle w:val="VerbatimChar"/>
+        </w:rPr>
+        <w:t xml:space="preserve">      ┌──────┴──────┐</w:t>
+      </w:r>
+      <w:r>
+        <w:br/>
+      </w:r>
+      <w:r>
+        <w:rPr>
+          <w:rStyle w:val="VerbatimChar"/>
+        </w:rPr>
+        <w:t xml:space="preserve">      ▼              ▼</w:t>
+      </w:r>
+      <w:r>
+        <w:br/>
+      </w:r>
+      <w:r>
+        <w:rPr>
+          <w:rStyle w:val="VerbatimChar"/>
+        </w:rPr>
+        <w:t xml:space="preserve">┌──────────┐  ┌──────────────┐</w:t>
+      </w:r>
+      <w:r>
+        <w:br/>
+      </w:r>
+      <w:r>
+        <w:rPr>
+          <w:rStyle w:val="VerbatimChar"/>
+        </w:rPr>
+        <w:t xml:space="preserve">│设备采购费  │  │ 服务费（按例） │</w:t>
+      </w:r>
+      <w:r>
+        <w:br/>
+      </w:r>
+      <w:r>
+        <w:rPr>
+          <w:rStyle w:val="VerbatimChar"/>
+        </w:rPr>
+        <w:t xml:space="preserve">│一次性付清  │  │ 按月/按季度结算 │</w:t>
+      </w:r>
+      <w:r>
+        <w:br/>
+      </w:r>
+      <w:r>
+        <w:rPr>
+          <w:rStyle w:val="VerbatimChar"/>
+        </w:rPr>
+        <w:t xml:space="preserve">│→ 圆爱康   │  │ → 圆爱康     │</w:t>
+      </w:r>
+      <w:r>
+        <w:br/>
+      </w:r>
+      <w:r>
+        <w:rPr>
+          <w:rStyle w:val="VerbatimChar"/>
+        </w:rPr>
+        <w:t xml:space="preserve">└────┬─────┘  └──────┬───────┘</w:t>
+      </w:r>
+      <w:r>
+        <w:br/>
+      </w:r>
+      <w:r>
+        <w:rPr>
+          <w:rStyle w:val="VerbatimChar"/>
+        </w:rPr>
+        <w:t xml:space="preserve">     │                │</w:t>
+      </w:r>
+      <w:r>
+        <w:br/>
+      </w:r>
+      <w:r>
+        <w:rPr>
+          <w:rStyle w:val="VerbatimChar"/>
+        </w:rPr>
+        <w:t xml:space="preserve">     ▼                ▼</w:t>
+      </w:r>
+      <w:r>
+        <w:br/>
+      </w:r>
+      <w:r>
+        <w:rPr>
+          <w:rStyle w:val="VerbatimChar"/>
+        </w:rPr>
+        <w:t xml:space="preserve">设备配置到     居家康复服务执行</w:t>
+      </w:r>
+      <w:r>
+        <w:br/>
+      </w:r>
+      <w:r>
+        <w:rPr>
+          <w:rStyle w:val="VerbatimChar"/>
+        </w:rPr>
+        <w:t xml:space="preserve">社区/医院      （六师共管+数据跟踪</w:t>
+      </w:r>
+      <w:r>
+        <w:br/>
+      </w:r>
+      <w:r>
+        <w:rPr>
+          <w:rStyle w:val="VerbatimChar"/>
+        </w:rPr>
+        <w:t xml:space="preserve">（资产归          +医护劳务结算）</w:t>
+      </w:r>
+      <w:r>
+        <w:br/>
+      </w:r>
+      <w:r>
+        <w:rPr>
+          <w:rStyle w:val="VerbatimChar"/>
+        </w:rPr>
+        <w:t xml:space="preserve"> 卫健局）</w:t>
       </w:r>
     </w:p>
     <w:p>
@@ -3437,13 +3882,13 @@
           <w:bCs/>
           <w:b/>
         </w:rPr>
-        <w:t xml:space="preserve">钱不进医院大账</w:t>
-      </w:r>
-      <w:r>
-        <w:t xml:space="preserve"> </w:t>
-      </w:r>
-      <w:r>
-        <w:t xml:space="preserve">— 服务费通过卫健局监管账户直接结算，避免资金进入基层医院后难以流出的体制问题</w:t>
+        <w:t xml:space="preserve">钱不走医院大账</w:t>
+      </w:r>
+      <w:r>
+        <w:t xml:space="preserve"> </w:t>
+      </w:r>
+      <w:r>
+        <w:t xml:space="preserve">— 设备费和服务费均通过专项债专用账户直接结算给服务方，不经过医院账户，避免基层医院”钱进去出不来”的体制问题</w:t>
       </w:r>
     </w:p>
     <w:p>
@@ -3465,7 +3910,7 @@
         <w:t xml:space="preserve"> </w:t>
       </w:r>
       <w:r>
-        <w:t xml:space="preserve">— 卫健局只按实际完成的康复例数结算，做一例付一例，不做不付</w:t>
+        <w:t xml:space="preserve">— 服务费按实际完成的康复例数结算，做一例付一例，不做不付</w:t>
       </w:r>
     </w:p>
     <w:p>
@@ -3487,7 +3932,7 @@
         <w:t xml:space="preserve"> </w:t>
       </w:r>
       <w:r>
-        <w:t xml:space="preserve">— 统一结算标准，全区一个价，卫健局随时可以审计</w:t>
+        <w:t xml:space="preserve">— 统一结算标准，全区一个价，卫健局和财政部门随时可审计</w:t>
       </w:r>
     </w:p>
     <w:p>
@@ -3509,7 +3954,7 @@
         <w:t xml:space="preserve"> </w:t>
       </w:r>
       <w:r>
-        <w:t xml:space="preserve">— 卫健局只负责监督考核，不负责日常运营、人员管理、设备维护</w:t>
+        <w:t xml:space="preserve">— 卫健局只管资金拨付和监督考核，不负责日常运营、人员管理、设备维护</w:t>
       </w:r>
     </w:p>
     <w:p>
@@ -3534,14 +3979,14 @@
         <w:t xml:space="preserve">— 每个患者的康复数据、服务记录都在平台上，卫健局可随时查看项目进展</w:t>
       </w:r>
     </w:p>
-    <w:bookmarkEnd w:id="50"/>
-    <w:bookmarkStart w:id="51" w:name="卫健局的结算与考核标准"/>
+    <w:bookmarkEnd w:id="52"/>
+    <w:bookmarkStart w:id="53" w:name="卫健局的管控与考核标准"/>
     <w:p>
       <w:pPr>
         <w:pStyle w:val="Heading3"/>
       </w:pPr>
       <w:r>
-        <w:t xml:space="preserve">4.3 卫健局的结算与考核标准</w:t>
+        <w:t xml:space="preserve">4.5 卫健局的管控与考核标准</w:t>
       </w:r>
     </w:p>
     <w:p>
@@ -3575,19 +4020,19 @@
               <w:jc w:val="left"/>
             </w:pPr>
             <w:r>
-              <w:t xml:space="preserve">环节</w:t>
-            </w:r>
-          </w:p>
-        </w:tc>
-        <w:tc>
-          <w:tcPr/>
-          <w:p>
-            <w:pPr>
-              <w:pStyle w:val="Compact"/>
-              <w:jc w:val="left"/>
-            </w:pPr>
-            <w:r>
-              <w:t xml:space="preserve">卫健局的管控手段</w:t>
+              <w:t xml:space="preserve">管控环节</w:t>
+            </w:r>
+          </w:p>
+        </w:tc>
+        <w:tc>
+          <w:tcPr/>
+          <w:p>
+            <w:pPr>
+              <w:pStyle w:val="Compact"/>
+              <w:jc w:val="left"/>
+            </w:pPr>
+            <w:r>
+              <w:t xml:space="preserve">卫健局怎么做</w:t>
             </w:r>
           </w:p>
         </w:tc>
@@ -3605,19 +4050,19 @@
                 <w:bCs/>
                 <w:b/>
               </w:rPr>
-              <w:t xml:space="preserve">服务准入</w:t>
-            </w:r>
-          </w:p>
-        </w:tc>
-        <w:tc>
-          <w:tcPr/>
-          <w:p>
-            <w:pPr>
-              <w:pStyle w:val="Compact"/>
-              <w:jc w:val="left"/>
-            </w:pPr>
-            <w:r>
-              <w:t xml:space="preserve">服务方需通过卫健局资质审核，备案服务方案和收费标准</w:t>
+              <w:t xml:space="preserve">资金拨付</w:t>
+            </w:r>
+          </w:p>
+        </w:tc>
+        <w:tc>
+          <w:tcPr/>
+          <w:p>
+            <w:pPr>
+              <w:pStyle w:val="Compact"/>
+              <w:jc w:val="left"/>
+            </w:pPr>
+            <w:r>
+              <w:t xml:space="preserve">专项债专用账户直付，设备费一次性、服务费按月/按季度</w:t>
             </w:r>
           </w:p>
         </w:tc>
@@ -3647,7 +4092,7 @@
               <w:jc w:val="left"/>
             </w:pPr>
             <w:r>
-              <w:t xml:space="preserve">卫健局可随时调取康复数据平台，查看筛查人数、康复完成率、患者满意度</w:t>
+              <w:t xml:space="preserve">随时调取康复数据平台，查看筛查人数、康复完成率、患者满意度</w:t>
             </w:r>
           </w:p>
         </w:tc>
@@ -3677,7 +4122,7 @@
               <w:jc w:val="left"/>
             </w:pPr>
             <w:r>
-              <w:t xml:space="preserve">按季度评估：康复完成率≥80%、患者满意度≥90%、再住院率下降等指标</w:t>
+              <w:t xml:space="preserve">按季度评估：康复完成率≥80%、患者满意度≥90%、再住院率下降等</w:t>
             </w:r>
           </w:p>
         </w:tc>
@@ -3707,7 +4152,7 @@
               <w:jc w:val="left"/>
             </w:pPr>
             <w:r>
-              <w:t xml:space="preserve">达到考核标准后，按例/按周期支付服务费；未达标可扣减或暂停</w:t>
+              <w:t xml:space="preserve">达到考核指标后，按例/按周期支付服务费；未达标可扣减或暂停</w:t>
             </w:r>
           </w:p>
         </w:tc>
@@ -3743,14 +4188,14 @@
         </w:tc>
       </w:tr>
     </w:tbl>
-    <w:bookmarkEnd w:id="51"/>
-    <w:bookmarkStart w:id="52" w:name="结算价格参考"/>
+    <w:bookmarkEnd w:id="53"/>
+    <w:bookmarkStart w:id="54" w:name="结算价格参考"/>
     <w:p>
       <w:pPr>
         <w:pStyle w:val="Heading3"/>
       </w:pPr>
       <w:r>
-        <w:t xml:space="preserve">4.4 结算价格参考</w:t>
+        <w:t xml:space="preserve">4.6 结算价格参考</w:t>
       </w:r>
     </w:p>
     <w:p>
@@ -3872,7 +4317,7 @@
               <w:jc w:val="left"/>
             </w:pPr>
             <w:r>
-              <w:t xml:space="preserve">含设备携带+人员+报告解读</w:t>
+              <w:t xml:space="preserve">评估设备操作+报告出具+健康宣教</w:t>
             </w:r>
           </w:p>
         </w:tc>
@@ -3922,7 +4367,7 @@
               <w:jc w:val="left"/>
             </w:pPr>
             <w:r>
-              <w:t xml:space="preserve">含设备使用+六师共管+数据跟踪</w:t>
+              <w:t xml:space="preserve">居家设备使用+六师共管跟踪（含医护劳务费）</w:t>
             </w:r>
           </w:p>
         </w:tc>
@@ -3972,7 +4417,7 @@
               <w:jc w:val="left"/>
             </w:pPr>
             <w:r>
-              <w:t xml:space="preserve">含筛查+康复+培训+运营</w:t>
+              <w:t xml:space="preserve">含筛查+评估+居家康复+培训+运营</w:t>
             </w:r>
           </w:p>
         </w:tc>
@@ -3985,9 +4430,9 @@
         </w:pict>
       </w:r>
     </w:p>
-    <w:bookmarkEnd w:id="52"/>
-    <w:bookmarkEnd w:id="53"/>
-    <w:bookmarkStart w:id="57" w:name="五采购与服务方案建议灵活组合"/>
+    <w:bookmarkEnd w:id="54"/>
+    <w:bookmarkEnd w:id="55"/>
+    <w:bookmarkStart w:id="59" w:name="五采购与服务方案建议灵活组合"/>
     <w:p>
       <w:pPr>
         <w:pStyle w:val="Heading2"/>
@@ -4004,7 +4449,7 @@
         <w:t xml:space="preserve">根据示范医院已有设备情况，提供三种灵活选择：</w:t>
       </w:r>
     </w:p>
-    <w:bookmarkStart w:id="54" w:name="方案a纯服务模式推荐试点"/>
+    <w:bookmarkStart w:id="56" w:name="方案a纯服务模式推荐试点"/>
     <w:p>
       <w:pPr>
         <w:pStyle w:val="Heading3"/>
@@ -4249,8 +4694,8 @@
         </w:tc>
       </w:tr>
     </w:tbl>
-    <w:bookmarkEnd w:id="54"/>
-    <w:bookmarkStart w:id="55" w:name="方案b核心设备服务模式"/>
+    <w:bookmarkEnd w:id="56"/>
+    <w:bookmarkStart w:id="57" w:name="方案b核心设备服务模式"/>
     <w:p>
       <w:pPr>
         <w:pStyle w:val="Heading3"/>
@@ -4525,8 +4970,8 @@
         </w:tc>
       </w:tr>
     </w:tbl>
-    <w:bookmarkEnd w:id="55"/>
-    <w:bookmarkStart w:id="56" w:name="方案c全体系建设模式"/>
+    <w:bookmarkEnd w:id="57"/>
+    <w:bookmarkStart w:id="58" w:name="方案c全体系建设模式"/>
     <w:p>
       <w:pPr>
         <w:pStyle w:val="Heading3"/>
@@ -4846,9 +5291,9 @@
         </w:pict>
       </w:r>
     </w:p>
-    <w:bookmarkEnd w:id="56"/>
-    <w:bookmarkEnd w:id="57"/>
-    <w:bookmarkStart w:id="61" w:name="六预期成效量化指标"/>
+    <w:bookmarkEnd w:id="58"/>
+    <w:bookmarkEnd w:id="59"/>
+    <w:bookmarkStart w:id="63" w:name="六预期成效量化指标"/>
     <w:p>
       <w:pPr>
         <w:pStyle w:val="Heading2"/>
@@ -4857,7 +5302,7 @@
         <w:t xml:space="preserve">六、预期成效（量化指标）</w:t>
       </w:r>
     </w:p>
-    <w:bookmarkStart w:id="58" w:name="过程指标"/>
+    <w:bookmarkStart w:id="60" w:name="过程指标"/>
     <w:p>
       <w:pPr>
         <w:pStyle w:val="Heading3"/>
@@ -5037,8 +5482,8 @@
         </w:tc>
       </w:tr>
     </w:tbl>
-    <w:bookmarkEnd w:id="58"/>
-    <w:bookmarkStart w:id="59" w:name="结果指标"/>
+    <w:bookmarkEnd w:id="60"/>
+    <w:bookmarkStart w:id="61" w:name="结果指标"/>
     <w:p>
       <w:pPr>
         <w:pStyle w:val="Heading3"/>
@@ -5218,8 +5663,8 @@
         </w:tc>
       </w:tr>
     </w:tbl>
-    <w:bookmarkEnd w:id="59"/>
-    <w:bookmarkStart w:id="60" w:name="社会效益"/>
+    <w:bookmarkEnd w:id="61"/>
+    <w:bookmarkStart w:id="62" w:name="社会效益"/>
     <w:p>
       <w:pPr>
         <w:pStyle w:val="Heading3"/>
@@ -5283,9 +5728,9 @@
         </w:pict>
       </w:r>
     </w:p>
-    <w:bookmarkEnd w:id="60"/>
-    <w:bookmarkEnd w:id="61"/>
-    <w:bookmarkStart w:id="67" w:name="七实施路径"/>
+    <w:bookmarkEnd w:id="62"/>
+    <w:bookmarkEnd w:id="63"/>
+    <w:bookmarkStart w:id="69" w:name="七实施路径"/>
     <w:p>
       <w:pPr>
         <w:pStyle w:val="Heading2"/>
@@ -5294,7 +5739,7 @@
         <w:t xml:space="preserve">七、实施路径</w:t>
       </w:r>
     </w:p>
-    <w:bookmarkStart w:id="62" w:name="第一阶段立项与筹备第1月"/>
+    <w:bookmarkStart w:id="64" w:name="第一阶段立项与筹备第1月"/>
     <w:p>
       <w:pPr>
         <w:pStyle w:val="Heading3"/>
@@ -5474,8 +5919,8 @@
         </w:tc>
       </w:tr>
     </w:tbl>
-    <w:bookmarkEnd w:id="62"/>
-    <w:bookmarkStart w:id="63" w:name="第二阶段培训导入第2月"/>
+    <w:bookmarkEnd w:id="64"/>
+    <w:bookmarkStart w:id="65" w:name="第二阶段培训导入第2月"/>
     <w:p>
       <w:pPr>
         <w:pStyle w:val="Heading3"/>
@@ -5629,8 +6074,8 @@
         </w:tc>
       </w:tr>
     </w:tbl>
-    <w:bookmarkEnd w:id="63"/>
-    <w:bookmarkStart w:id="64" w:name="第三阶段试运营第3月"/>
+    <w:bookmarkEnd w:id="65"/>
+    <w:bookmarkStart w:id="66" w:name="第三阶段试运营第3月"/>
     <w:p>
       <w:pPr>
         <w:pStyle w:val="Heading3"/>
@@ -5784,8 +6229,8 @@
         </w:tc>
       </w:tr>
     </w:tbl>
-    <w:bookmarkEnd w:id="64"/>
-    <w:bookmarkStart w:id="65" w:name="第四阶段稳定运营数据采集第4-6月"/>
+    <w:bookmarkEnd w:id="66"/>
+    <w:bookmarkStart w:id="67" w:name="第四阶段稳定运营数据采集第4-6月"/>
     <w:p>
       <w:pPr>
         <w:pStyle w:val="Heading3"/>
@@ -5939,8 +6384,8 @@
         </w:tc>
       </w:tr>
     </w:tbl>
-    <w:bookmarkEnd w:id="65"/>
-    <w:bookmarkStart w:id="66" w:name="第五阶段评估与推广第7月"/>
+    <w:bookmarkEnd w:id="67"/>
+    <w:bookmarkStart w:id="68" w:name="第五阶段评估与推广第7月"/>
     <w:p>
       <w:pPr>
         <w:pStyle w:val="Heading3"/>
@@ -6075,9 +6520,9 @@
         </w:pict>
       </w:r>
     </w:p>
-    <w:bookmarkEnd w:id="66"/>
-    <w:bookmarkEnd w:id="67"/>
-    <w:bookmarkStart w:id="71" w:name="八关于圆爱康"/>
+    <w:bookmarkEnd w:id="68"/>
+    <w:bookmarkEnd w:id="69"/>
+    <w:bookmarkStart w:id="73" w:name="八关于圆爱康"/>
     <w:p>
       <w:pPr>
         <w:pStyle w:val="Heading2"/>
@@ -6086,7 +6531,7 @@
         <w:t xml:space="preserve">八、关于圆爱康</w:t>
       </w:r>
     </w:p>
-    <w:bookmarkStart w:id="68" w:name="公司定位"/>
+    <w:bookmarkStart w:id="70" w:name="公司定位"/>
     <w:p>
       <w:pPr>
         <w:pStyle w:val="Heading3"/>
@@ -6208,8 +6653,8 @@
         <w:t xml:space="preserve">：为医院现有的康复项目增加居家通道</w:t>
       </w:r>
     </w:p>
-    <w:bookmarkEnd w:id="68"/>
-    <w:bookmarkStart w:id="69" w:name="核心能力"/>
+    <w:bookmarkEnd w:id="70"/>
+    <w:bookmarkStart w:id="71" w:name="核心能力"/>
     <w:p>
       <w:pPr>
         <w:pStyle w:val="Heading3"/>
@@ -6306,8 +6751,8 @@
         <w:t xml:space="preserve">居家康复数据实时上传，效果可量化、可追溯</w:t>
       </w:r>
     </w:p>
-    <w:bookmarkEnd w:id="69"/>
-    <w:bookmarkStart w:id="70" w:name="合作理念"/>
+    <w:bookmarkEnd w:id="71"/>
+    <w:bookmarkStart w:id="72" w:name="合作理念"/>
     <w:p>
       <w:pPr>
         <w:pStyle w:val="Heading3"/>
@@ -6444,9 +6889,9 @@
         <w:t xml:space="preserve">2026年5月</w:t>
       </w:r>
     </w:p>
-    <w:bookmarkEnd w:id="70"/>
-    <w:bookmarkEnd w:id="71"/>
     <w:bookmarkEnd w:id="72"/>
+    <w:bookmarkEnd w:id="73"/>
+    <w:bookmarkEnd w:id="74"/>
     <w:sectPr/>
   </w:body>
 </w:document>

--- a/docs/卫健局示范项目建议方案.docx
+++ b/docs/卫健局示范项目建议方案.docx
@@ -2,7 +2,7 @@
 <file path=word/document.xml><?xml version="1.0" encoding="utf-8"?>
 <w:document xmlns:w="http://schemas.openxmlformats.org/wordprocessingml/2006/main" xmlns:m="http://schemas.openxmlformats.org/officeDocument/2006/math" xmlns:r="http://schemas.openxmlformats.org/officeDocument/2006/relationships" xmlns:o="urn:schemas-microsoft-com:office:office" xmlns:v="urn:schemas-microsoft-com:vml" xmlns:w10="urn:schemas-microsoft-com:office:word" xmlns:a="http://schemas.openxmlformats.org/drawingml/2006/main" xmlns:pic="http://schemas.openxmlformats.org/drawingml/2006/picture" xmlns:wp="http://schemas.openxmlformats.org/drawingml/2006/wordprocessingDrawing">
   <w:body>
-    <w:bookmarkStart w:id="74" w:name="xx区筛查评估居家康复慢病管理示范项目建议方案"/>
+    <w:bookmarkStart w:id="72" w:name="xx区筛查评估居家康复慢病管理示范项目建议方案"/>
     <w:p>
       <w:pPr>
         <w:pStyle w:val="Heading1"/>
@@ -3035,13 +3035,13 @@
     <w:bookmarkEnd w:id="46"/>
     <w:bookmarkEnd w:id="47"/>
     <w:bookmarkEnd w:id="48"/>
-    <w:bookmarkStart w:id="55" w:name="四项目资金模式专项债资金路径"/>
+    <w:bookmarkStart w:id="53" w:name="四卫健局的资金投入与结算模式"/>
     <w:p>
       <w:pPr>
         <w:pStyle w:val="Heading2"/>
       </w:pPr>
       <w:r>
-        <w:t xml:space="preserve">四、项目资金模式：专项债资金路径</w:t>
+        <w:t xml:space="preserve">四、卫健局的资金投入与结算模式</w:t>
       </w:r>
     </w:p>
     <w:p>
@@ -3049,423 +3049,23 @@
         <w:pStyle w:val="FirstParagraph"/>
       </w:pPr>
       <w:r>
-        <w:t xml:space="preserve">本项目采用</w:t>
+        <w:t xml:space="preserve">本方案的核心优势在于：</w:t>
       </w:r>
       <w:r>
         <w:rPr>
           <w:bCs/>
           <w:b/>
         </w:rPr>
-        <w:t xml:space="preserve">专项债资金+按效付费</w:t>
-      </w:r>
-      <w:r>
-        <w:t xml:space="preserve">的资金模式。卫健局通过申请地方政府专项债获得启动资金，以购买设备+购买服务的方式，由圆爱康作为服务提供方落地执行。</w:t>
-      </w:r>
-    </w:p>
-    <w:bookmarkStart w:id="49" w:name="资金全景专项债的钱怎么花"/>
+        <w:t xml:space="preserve">卫健局按效果付费，钱花得明白、管得轻松。</w:t>
+      </w:r>
+    </w:p>
+    <w:bookmarkStart w:id="49" w:name="卫健局的资金投入方式"/>
     <w:p>
       <w:pPr>
         <w:pStyle w:val="Heading3"/>
       </w:pPr>
       <w:r>
-        <w:t xml:space="preserve">4.1 资金全景：专项债的钱怎么花</w:t>
-      </w:r>
-    </w:p>
-    <w:p>
-      <w:pPr>
-        <w:pStyle w:val="SourceCode"/>
-      </w:pPr>
-      <w:r>
-        <w:rPr>
-          <w:rStyle w:val="VerbatimChar"/>
-        </w:rPr>
-        <w:t xml:space="preserve">              专项债（卫健局申请）</w:t>
-      </w:r>
-      <w:r>
-        <w:br/>
-      </w:r>
-      <w:r>
-        <w:rPr>
-          <w:rStyle w:val="VerbatimChar"/>
-        </w:rPr>
-        <w:t xml:space="preserve">                    │</w:t>
-      </w:r>
-      <w:r>
-        <w:br/>
-      </w:r>
-      <w:r>
-        <w:rPr>
-          <w:rStyle w:val="VerbatimChar"/>
-        </w:rPr>
-        <w:t xml:space="preserve">                    ▼</w:t>
-      </w:r>
-      <w:r>
-        <w:br/>
-      </w:r>
-      <w:r>
-        <w:rPr>
-          <w:rStyle w:val="VerbatimChar"/>
-        </w:rPr>
-        <w:t xml:space="preserve">         ┌────────────────────────┐</w:t>
-      </w:r>
-      <w:r>
-        <w:br/>
-      </w:r>
-      <w:r>
-        <w:rPr>
-          <w:rStyle w:val="VerbatimChar"/>
-        </w:rPr>
-        <w:t xml:space="preserve">         │    专项债资金池        │</w:t>
-      </w:r>
-      <w:r>
-        <w:br/>
-      </w:r>
-      <w:r>
-        <w:rPr>
-          <w:rStyle w:val="VerbatimChar"/>
-        </w:rPr>
-        <w:t xml:space="preserve">         └────────┬───────────────┘</w:t>
-      </w:r>
-      <w:r>
-        <w:br/>
-      </w:r>
-      <w:r>
-        <w:rPr>
-          <w:rStyle w:val="VerbatimChar"/>
-        </w:rPr>
-        <w:t xml:space="preserve">                  │</w:t>
-      </w:r>
-      <w:r>
-        <w:br/>
-      </w:r>
-      <w:r>
-        <w:rPr>
-          <w:rStyle w:val="VerbatimChar"/>
-        </w:rPr>
-        <w:t xml:space="preserve">          ┌───────┴────────┐</w:t>
-      </w:r>
-      <w:r>
-        <w:br/>
-      </w:r>
-      <w:r>
-        <w:rPr>
-          <w:rStyle w:val="VerbatimChar"/>
-        </w:rPr>
-        <w:t xml:space="preserve">          ▼                 ▼</w:t>
-      </w:r>
-      <w:r>
-        <w:br/>
-      </w:r>
-      <w:r>
-        <w:rPr>
-          <w:rStyle w:val="VerbatimChar"/>
-        </w:rPr>
-        <w:t xml:space="preserve">  ┌─────────────┐   ┌──────────────┐</w:t>
-      </w:r>
-      <w:r>
-        <w:br/>
-      </w:r>
-      <w:r>
-        <w:rPr>
-          <w:rStyle w:val="VerbatimChar"/>
-        </w:rPr>
-        <w:t xml:space="preserve">  │① 购买设备    │   │② 购买服务    │</w:t>
-      </w:r>
-      <w:r>
-        <w:br/>
-      </w:r>
-      <w:r>
-        <w:rPr>
-          <w:rStyle w:val="VerbatimChar"/>
-        </w:rPr>
-        <w:t xml:space="preserve">  │（设备费→圆爱康）│   │（服务费→圆爱康）│</w:t>
-      </w:r>
-      <w:r>
-        <w:br/>
-      </w:r>
-      <w:r>
-        <w:rPr>
-          <w:rStyle w:val="VerbatimChar"/>
-        </w:rPr>
-        <w:t xml:space="preserve">  └──────┬──────┘   └──────┬───────┘</w:t>
-      </w:r>
-      <w:r>
-        <w:br/>
-      </w:r>
-      <w:r>
-        <w:rPr>
-          <w:rStyle w:val="VerbatimChar"/>
-        </w:rPr>
-        <w:t xml:space="preserve">         │                  │</w:t>
-      </w:r>
-      <w:r>
-        <w:br/>
-      </w:r>
-      <w:r>
-        <w:rPr>
-          <w:rStyle w:val="VerbatimChar"/>
-        </w:rPr>
-        <w:t xml:space="preserve">         ▼                  ▼</w:t>
-      </w:r>
-      <w:r>
-        <w:br/>
-      </w:r>
-      <w:r>
-        <w:rPr>
-          <w:rStyle w:val="VerbatimChar"/>
-        </w:rPr>
-        <w:t xml:space="preserve">  ┌─────────────┐   ┌──────────────┐</w:t>
-      </w:r>
-      <w:r>
-        <w:br/>
-      </w:r>
-      <w:r>
-        <w:rPr>
-          <w:rStyle w:val="VerbatimChar"/>
-        </w:rPr>
-        <w:t xml:space="preserve">  │设备配置到    │   │居家康复服务    │</w:t>
-      </w:r>
-      <w:r>
-        <w:br/>
-      </w:r>
-      <w:r>
-        <w:rPr>
-          <w:rStyle w:val="VerbatimChar"/>
-        </w:rPr>
-        <w:t xml:space="preserve">  │社区/医院    │   │（六师共管+     │</w:t>
-      </w:r>
-      <w:r>
-        <w:br/>
-      </w:r>
-      <w:r>
-        <w:rPr>
-          <w:rStyle w:val="VerbatimChar"/>
-        </w:rPr>
-        <w:t xml:space="preserve">  │（资产归卫健局）│   │ 数据跟踪）    │</w:t>
-      </w:r>
-      <w:r>
-        <w:br/>
-      </w:r>
-      <w:r>
-        <w:rPr>
-          <w:rStyle w:val="VerbatimChar"/>
-        </w:rPr>
-        <w:t xml:space="preserve">  └─────────────┘   └──────────────┘</w:t>
-      </w:r>
-    </w:p>
-    <w:p>
-      <w:pPr>
-        <w:pStyle w:val="FirstParagraph"/>
-      </w:pPr>
-      <w:r>
-        <w:rPr>
-          <w:bCs/>
-          <w:b/>
-        </w:rPr>
-        <w:t xml:space="preserve">两条资金线互不干扰：</w:t>
-      </w:r>
-      <w:r>
-        <w:t xml:space="preserve"> </w:t>
-      </w:r>
-      <w:r>
-        <w:t xml:space="preserve">-</w:t>
-      </w:r>
-      <w:r>
-        <w:t xml:space="preserve"> </w:t>
-      </w:r>
-      <w:r>
-        <w:rPr>
-          <w:bCs/>
-          <w:b/>
-        </w:rPr>
-        <w:t xml:space="preserve">设备线</w:t>
-      </w:r>
-      <w:r>
-        <w:t xml:space="preserve">（一次性）：专项债资金→买设备→圆爱康交付设备→设备归卫健局/医院资产→社区/医院使用</w:t>
-      </w:r>
-      <w:r>
-        <w:t xml:space="preserve"> </w:t>
-      </w:r>
-      <w:r>
-        <w:t xml:space="preserve">-</w:t>
-      </w:r>
-      <w:r>
-        <w:t xml:space="preserve"> </w:t>
-      </w:r>
-      <w:r>
-        <w:rPr>
-          <w:bCs/>
-          <w:b/>
-        </w:rPr>
-        <w:t xml:space="preserve">服务线</w:t>
-      </w:r>
-      <w:r>
-        <w:t xml:space="preserve">（持续性）：专项债资金→按例/按周期购买居家康复服务→圆爱康提供服务→患者享受服务</w:t>
-      </w:r>
-    </w:p>
-    <w:bookmarkEnd w:id="49"/>
-    <w:bookmarkStart w:id="50" w:name="为什么用专项债模式"/>
-    <w:p>
-      <w:pPr>
-        <w:pStyle w:val="Heading3"/>
-      </w:pPr>
-      <w:r>
-        <w:t xml:space="preserve">4.2 为什么用专项债模式？</w:t>
-      </w:r>
-    </w:p>
-    <w:tbl>
-      <w:tblPr>
-        <w:tblStyle w:val="Table"/>
-        <w:tblW w:type="pct" w:w="5000"/>
-        <w:tblLook w:firstRow="1" w:lastRow="0" w:firstColumn="0" w:lastColumn="0" w:noHBand="0" w:noVBand="0" w:val="0020"/>
-        <w:jc w:val="start"/>
-      </w:tblPr>
-      <w:tblGrid>
-        <w:gridCol w:w="3960"/>
-        <w:gridCol w:w="3960"/>
-      </w:tblGrid>
-      <w:tr>
-        <w:trPr>
-          <w:tblHeader w:val="true"/>
-        </w:trPr>
-        <w:tc>
-          <w:tcPr/>
-          <w:p>
-            <w:pPr>
-              <w:pStyle w:val="Compact"/>
-              <w:jc w:val="left"/>
-            </w:pPr>
-            <w:r>
-              <w:t xml:space="preserve">传统采购模式</w:t>
-            </w:r>
-          </w:p>
-        </w:tc>
-        <w:tc>
-          <w:tcPr/>
-          <w:p>
-            <w:pPr>
-              <w:pStyle w:val="Compact"/>
-              <w:jc w:val="left"/>
-            </w:pPr>
-            <w:r>
-              <w:t xml:space="preserve">专项债模式</w:t>
-            </w:r>
-          </w:p>
-        </w:tc>
-      </w:tr>
-      <w:tr>
-        <w:tc>
-          <w:tcPr/>
-          <w:p>
-            <w:pPr>
-              <w:pStyle w:val="Compact"/>
-              <w:jc w:val="left"/>
-            </w:pPr>
-            <w:r>
-              <w:t xml:space="preserve">需要当年财政预算安排，受年度预算限制</w:t>
-            </w:r>
-          </w:p>
-        </w:tc>
-        <w:tc>
-          <w:tcPr/>
-          <w:p>
-            <w:pPr>
-              <w:pStyle w:val="Compact"/>
-              <w:jc w:val="left"/>
-            </w:pPr>
-            <w:r>
-              <w:t xml:space="preserve">专项资金专款专用，不占当年预算指标</w:t>
-            </w:r>
-          </w:p>
-        </w:tc>
-      </w:tr>
-      <w:tr>
-        <w:tc>
-          <w:tcPr/>
-          <w:p>
-            <w:pPr>
-              <w:pStyle w:val="Compact"/>
-              <w:jc w:val="left"/>
-            </w:pPr>
-            <w:r>
-              <w:t xml:space="preserve">采购流程长，从立项到招标到交货数月</w:t>
-            </w:r>
-          </w:p>
-        </w:tc>
-        <w:tc>
-          <w:tcPr/>
-          <w:p>
-            <w:pPr>
-              <w:pStyle w:val="Compact"/>
-              <w:jc w:val="left"/>
-            </w:pPr>
-            <w:r>
-              <w:t xml:space="preserve">项目立项后资金可直接拨付，流程简化</w:t>
-            </w:r>
-          </w:p>
-        </w:tc>
-      </w:tr>
-      <w:tr>
-        <w:tc>
-          <w:tcPr/>
-          <w:p>
-            <w:pPr>
-              <w:pStyle w:val="Compact"/>
-              <w:jc w:val="left"/>
-            </w:pPr>
-            <w:r>
-              <w:t xml:space="preserve">设备采购后可能闲置（缺人操作、缺配套服务）</w:t>
-            </w:r>
-          </w:p>
-        </w:tc>
-        <w:tc>
-          <w:tcPr/>
-          <w:p>
-            <w:pPr>
-              <w:pStyle w:val="Compact"/>
-              <w:jc w:val="left"/>
-            </w:pPr>
-            <w:r>
-              <w:t xml:space="preserve">设备+服务捆绑采购，买了就能用、用了就见效</w:t>
-            </w:r>
-          </w:p>
-        </w:tc>
-      </w:tr>
-      <w:tr>
-        <w:tc>
-          <w:tcPr/>
-          <w:p>
-            <w:pPr>
-              <w:pStyle w:val="Compact"/>
-              <w:jc w:val="left"/>
-            </w:pPr>
-            <w:r>
-              <w:t xml:space="preserve">资金使用缺乏效果约束</w:t>
-            </w:r>
-          </w:p>
-        </w:tc>
-        <w:tc>
-          <w:tcPr/>
-          <w:p>
-            <w:pPr>
-              <w:pStyle w:val="Compact"/>
-              <w:jc w:val="left"/>
-            </w:pPr>
-            <w:r>
-              <w:t xml:space="preserve">服务费按效果结算（按例/按周期），做一例付一例</w:t>
-            </w:r>
-          </w:p>
-        </w:tc>
-      </w:tr>
-    </w:tbl>
-    <w:bookmarkEnd w:id="50"/>
-    <w:bookmarkStart w:id="51" w:name="卫健局的资金投入方式"/>
-    <w:p>
-      <w:pPr>
-        <w:pStyle w:val="Heading3"/>
-      </w:pPr>
-      <w:r>
-        <w:t xml:space="preserve">4.3 卫健局的资金投入方式</w:t>
+        <w:t xml:space="preserve">4.1 卫健局的资金投入方式</w:t>
       </w:r>
     </w:p>
     <w:p>
@@ -3656,14 +3256,14 @@
         </w:tc>
       </w:tr>
     </w:tbl>
-    <w:bookmarkEnd w:id="51"/>
-    <w:bookmarkStart w:id="52" w:name="资金流向设计"/>
+    <w:bookmarkEnd w:id="49"/>
+    <w:bookmarkStart w:id="50" w:name="卫健局的资金流向设计"/>
     <w:p>
       <w:pPr>
         <w:pStyle w:val="Heading3"/>
       </w:pPr>
       <w:r>
-        <w:t xml:space="preserve">4.4 资金流向设计</w:t>
+        <w:t xml:space="preserve">4.2 卫健局的资金流向设计</w:t>
       </w:r>
     </w:p>
     <w:p>
@@ -3674,7 +3274,7 @@
         <w:rPr>
           <w:rStyle w:val="VerbatimChar"/>
         </w:rPr>
-        <w:t xml:space="preserve">卫健局（专项债资金）</w:t>
+        <w:t xml:space="preserve">卫健局专项经费</w:t>
       </w:r>
       <w:r>
         <w:br/>
@@ -3701,7 +3301,7 @@
         <w:rPr>
           <w:rStyle w:val="VerbatimChar"/>
         </w:rPr>
-        <w:t xml:space="preserve">┌─────────────────────────┐</w:t>
+        <w:t xml:space="preserve">┌─────────────────────┐</w:t>
       </w:r>
       <w:r>
         <w:br/>
@@ -3710,7 +3310,7 @@
         <w:rPr>
           <w:rStyle w:val="VerbatimChar"/>
         </w:rPr>
-        <w:t xml:space="preserve">│  专项债专用账户         │ ← 资金流向全程财政可查</w:t>
+        <w:t xml:space="preserve">│  卫健局监管账户      │ ← 卫健局指定，资金流向全程可查</w:t>
       </w:r>
       <w:r>
         <w:br/>
@@ -3719,7 +3319,7 @@
         <w:rPr>
           <w:rStyle w:val="VerbatimChar"/>
         </w:rPr>
-        <w:t xml:space="preserve">│  （卫健局指定监管）       │</w:t>
+        <w:t xml:space="preserve">│  （统一收付平台）     │</w:t>
       </w:r>
       <w:r>
         <w:br/>
@@ -3728,7 +3328,7 @@
         <w:rPr>
           <w:rStyle w:val="VerbatimChar"/>
         </w:rPr>
-        <w:t xml:space="preserve">└───────────┬─────────────┘</w:t>
+        <w:t xml:space="preserve">└──────────┬──────────┘</w:t>
       </w:r>
       <w:r>
         <w:br/>
@@ -3737,7 +3337,7 @@
         <w:rPr>
           <w:rStyle w:val="VerbatimChar"/>
         </w:rPr>
-        <w:t xml:space="preserve">             │</w:t>
+        <w:t xml:space="preserve">           │</w:t>
       </w:r>
       <w:r>
         <w:br/>
@@ -3746,7 +3346,7 @@
         <w:rPr>
           <w:rStyle w:val="VerbatimChar"/>
         </w:rPr>
-        <w:t xml:space="preserve">      ┌──────┴──────┐</w:t>
+        <w:t xml:space="preserve">    ┌──────┴──────┐</w:t>
       </w:r>
       <w:r>
         <w:br/>
@@ -3755,7 +3355,7 @@
         <w:rPr>
           <w:rStyle w:val="VerbatimChar"/>
         </w:rPr>
-        <w:t xml:space="preserve">      ▼              ▼</w:t>
+        <w:t xml:space="preserve">    ▼             ▼</w:t>
       </w:r>
       <w:r>
         <w:br/>
@@ -3764,7 +3364,7 @@
         <w:rPr>
           <w:rStyle w:val="VerbatimChar"/>
         </w:rPr>
-        <w:t xml:space="preserve">┌──────────┐  ┌──────────────┐</w:t>
+        <w:t xml:space="preserve">服务提供方      医院/社区</w:t>
       </w:r>
       <w:r>
         <w:br/>
@@ -3773,7 +3373,7 @@
         <w:rPr>
           <w:rStyle w:val="VerbatimChar"/>
         </w:rPr>
-        <w:t xml:space="preserve">│设备采购费  │  │ 服务费（按例） │</w:t>
+        <w:t xml:space="preserve">（圆爱康）      （机构管理费）</w:t>
       </w:r>
       <w:r>
         <w:br/>
@@ -3782,7 +3382,7 @@
         <w:rPr>
           <w:rStyle w:val="VerbatimChar"/>
         </w:rPr>
-        <w:t xml:space="preserve">│一次性付清  │  │ 按月/按季度结算 │</w:t>
+        <w:t xml:space="preserve">    │</w:t>
       </w:r>
       <w:r>
         <w:br/>
@@ -3791,7 +3391,7 @@
         <w:rPr>
           <w:rStyle w:val="VerbatimChar"/>
         </w:rPr>
-        <w:t xml:space="preserve">│→ 圆爱康   │  │ → 圆爱康     │</w:t>
+        <w:t xml:space="preserve">    ▼</w:t>
       </w:r>
       <w:r>
         <w:br/>
@@ -3800,7 +3400,7 @@
         <w:rPr>
           <w:rStyle w:val="VerbatimChar"/>
         </w:rPr>
-        <w:t xml:space="preserve">└────┬─────┘  └──────┬───────┘</w:t>
+        <w:t xml:space="preserve">居家康复服务执行</w:t>
       </w:r>
       <w:r>
         <w:br/>
@@ -3809,52 +3409,7 @@
         <w:rPr>
           <w:rStyle w:val="VerbatimChar"/>
         </w:rPr>
-        <w:t xml:space="preserve">     │                │</w:t>
-      </w:r>
-      <w:r>
-        <w:br/>
-      </w:r>
-      <w:r>
-        <w:rPr>
-          <w:rStyle w:val="VerbatimChar"/>
-        </w:rPr>
-        <w:t xml:space="preserve">     ▼                ▼</w:t>
-      </w:r>
-      <w:r>
-        <w:br/>
-      </w:r>
-      <w:r>
-        <w:rPr>
-          <w:rStyle w:val="VerbatimChar"/>
-        </w:rPr>
-        <w:t xml:space="preserve">设备配置到     居家康复服务执行</w:t>
-      </w:r>
-      <w:r>
-        <w:br/>
-      </w:r>
-      <w:r>
-        <w:rPr>
-          <w:rStyle w:val="VerbatimChar"/>
-        </w:rPr>
-        <w:t xml:space="preserve">社区/医院      （六师共管+数据跟踪</w:t>
-      </w:r>
-      <w:r>
-        <w:br/>
-      </w:r>
-      <w:r>
-        <w:rPr>
-          <w:rStyle w:val="VerbatimChar"/>
-        </w:rPr>
-        <w:t xml:space="preserve">（资产归          +医护劳务结算）</w:t>
-      </w:r>
-      <w:r>
-        <w:br/>
-      </w:r>
-      <w:r>
-        <w:rPr>
-          <w:rStyle w:val="VerbatimChar"/>
-        </w:rPr>
-        <w:t xml:space="preserve"> 卫健局）</w:t>
+        <w:t xml:space="preserve">（设备+六师共管+数据）</w:t>
       </w:r>
     </w:p>
     <w:p>
@@ -3882,13 +3437,13 @@
           <w:bCs/>
           <w:b/>
         </w:rPr>
-        <w:t xml:space="preserve">钱不走医院大账</w:t>
-      </w:r>
-      <w:r>
-        <w:t xml:space="preserve"> </w:t>
-      </w:r>
-      <w:r>
-        <w:t xml:space="preserve">— 设备费和服务费均通过专项债专用账户直接结算给服务方，不经过医院账户，避免基层医院”钱进去出不来”的体制问题</w:t>
+        <w:t xml:space="preserve">钱不进医院大账</w:t>
+      </w:r>
+      <w:r>
+        <w:t xml:space="preserve"> </w:t>
+      </w:r>
+      <w:r>
+        <w:t xml:space="preserve">— 服务费通过卫健局监管账户直接结算，避免资金进入基层医院后难以流出的体制问题</w:t>
       </w:r>
     </w:p>
     <w:p>
@@ -3910,7 +3465,7 @@
         <w:t xml:space="preserve"> </w:t>
       </w:r>
       <w:r>
-        <w:t xml:space="preserve">— 服务费按实际完成的康复例数结算，做一例付一例，不做不付</w:t>
+        <w:t xml:space="preserve">— 卫健局只按实际完成的康复例数结算，做一例付一例，不做不付</w:t>
       </w:r>
     </w:p>
     <w:p>
@@ -3932,7 +3487,7 @@
         <w:t xml:space="preserve"> </w:t>
       </w:r>
       <w:r>
-        <w:t xml:space="preserve">— 统一结算标准，全区一个价，卫健局和财政部门随时可审计</w:t>
+        <w:t xml:space="preserve">— 统一结算标准，全区一个价，卫健局随时可以审计</w:t>
       </w:r>
     </w:p>
     <w:p>
@@ -3954,7 +3509,7 @@
         <w:t xml:space="preserve"> </w:t>
       </w:r>
       <w:r>
-        <w:t xml:space="preserve">— 卫健局只管资金拨付和监督考核，不负责日常运营、人员管理、设备维护</w:t>
+        <w:t xml:space="preserve">— 卫健局只负责监督考核，不负责日常运营、人员管理、设备维护</w:t>
       </w:r>
     </w:p>
     <w:p>
@@ -3979,14 +3534,14 @@
         <w:t xml:space="preserve">— 每个患者的康复数据、服务记录都在平台上，卫健局可随时查看项目进展</w:t>
       </w:r>
     </w:p>
-    <w:bookmarkEnd w:id="52"/>
-    <w:bookmarkStart w:id="53" w:name="卫健局的管控与考核标准"/>
+    <w:bookmarkEnd w:id="50"/>
+    <w:bookmarkStart w:id="51" w:name="卫健局的结算与考核标准"/>
     <w:p>
       <w:pPr>
         <w:pStyle w:val="Heading3"/>
       </w:pPr>
       <w:r>
-        <w:t xml:space="preserve">4.5 卫健局的管控与考核标准</w:t>
+        <w:t xml:space="preserve">4.3 卫健局的结算与考核标准</w:t>
       </w:r>
     </w:p>
     <w:p>
@@ -4020,19 +3575,19 @@
               <w:jc w:val="left"/>
             </w:pPr>
             <w:r>
-              <w:t xml:space="preserve">管控环节</w:t>
-            </w:r>
-          </w:p>
-        </w:tc>
-        <w:tc>
-          <w:tcPr/>
-          <w:p>
-            <w:pPr>
-              <w:pStyle w:val="Compact"/>
-              <w:jc w:val="left"/>
-            </w:pPr>
-            <w:r>
-              <w:t xml:space="preserve">卫健局怎么做</w:t>
+              <w:t xml:space="preserve">环节</w:t>
+            </w:r>
+          </w:p>
+        </w:tc>
+        <w:tc>
+          <w:tcPr/>
+          <w:p>
+            <w:pPr>
+              <w:pStyle w:val="Compact"/>
+              <w:jc w:val="left"/>
+            </w:pPr>
+            <w:r>
+              <w:t xml:space="preserve">卫健局的管控手段</w:t>
             </w:r>
           </w:p>
         </w:tc>
@@ -4050,19 +3605,19 @@
                 <w:bCs/>
                 <w:b/>
               </w:rPr>
-              <w:t xml:space="preserve">资金拨付</w:t>
-            </w:r>
-          </w:p>
-        </w:tc>
-        <w:tc>
-          <w:tcPr/>
-          <w:p>
-            <w:pPr>
-              <w:pStyle w:val="Compact"/>
-              <w:jc w:val="left"/>
-            </w:pPr>
-            <w:r>
-              <w:t xml:space="preserve">专项债专用账户直付，设备费一次性、服务费按月/按季度</w:t>
+              <w:t xml:space="preserve">服务准入</w:t>
+            </w:r>
+          </w:p>
+        </w:tc>
+        <w:tc>
+          <w:tcPr/>
+          <w:p>
+            <w:pPr>
+              <w:pStyle w:val="Compact"/>
+              <w:jc w:val="left"/>
+            </w:pPr>
+            <w:r>
+              <w:t xml:space="preserve">服务方需通过卫健局资质审核，备案服务方案和收费标准</w:t>
             </w:r>
           </w:p>
         </w:tc>
@@ -4092,7 +3647,7 @@
               <w:jc w:val="left"/>
             </w:pPr>
             <w:r>
-              <w:t xml:space="preserve">随时调取康复数据平台，查看筛查人数、康复完成率、患者满意度</w:t>
+              <w:t xml:space="preserve">卫健局可随时调取康复数据平台，查看筛查人数、康复完成率、患者满意度</w:t>
             </w:r>
           </w:p>
         </w:tc>
@@ -4122,7 +3677,7 @@
               <w:jc w:val="left"/>
             </w:pPr>
             <w:r>
-              <w:t xml:space="preserve">按季度评估：康复完成率≥80%、患者满意度≥90%、再住院率下降等</w:t>
+              <w:t xml:space="preserve">按季度评估：康复完成率≥80%、患者满意度≥90%、再住院率下降等指标</w:t>
             </w:r>
           </w:p>
         </w:tc>
@@ -4152,7 +3707,7 @@
               <w:jc w:val="left"/>
             </w:pPr>
             <w:r>
-              <w:t xml:space="preserve">达到考核指标后，按例/按周期支付服务费；未达标可扣减或暂停</w:t>
+              <w:t xml:space="preserve">达到考核标准后，按例/按周期支付服务费；未达标可扣减或暂停</w:t>
             </w:r>
           </w:p>
         </w:tc>
@@ -4188,14 +3743,14 @@
         </w:tc>
       </w:tr>
     </w:tbl>
-    <w:bookmarkEnd w:id="53"/>
-    <w:bookmarkStart w:id="54" w:name="结算价格参考"/>
+    <w:bookmarkEnd w:id="51"/>
+    <w:bookmarkStart w:id="52" w:name="结算价格参考"/>
     <w:p>
       <w:pPr>
         <w:pStyle w:val="Heading3"/>
       </w:pPr>
       <w:r>
-        <w:t xml:space="preserve">4.6 结算价格参考</w:t>
+        <w:t xml:space="preserve">4.4 结算价格参考</w:t>
       </w:r>
     </w:p>
     <w:p>
@@ -4317,7 +3872,7 @@
               <w:jc w:val="left"/>
             </w:pPr>
             <w:r>
-              <w:t xml:space="preserve">评估设备操作+报告出具+健康宣教</w:t>
+              <w:t xml:space="preserve">含设备携带+人员+报告解读</w:t>
             </w:r>
           </w:p>
         </w:tc>
@@ -4367,7 +3922,7 @@
               <w:jc w:val="left"/>
             </w:pPr>
             <w:r>
-              <w:t xml:space="preserve">居家设备使用+六师共管跟踪（含医护劳务费）</w:t>
+              <w:t xml:space="preserve">含设备使用+六师共管+数据跟踪</w:t>
             </w:r>
           </w:p>
         </w:tc>
@@ -4417,7 +3972,7 @@
               <w:jc w:val="left"/>
             </w:pPr>
             <w:r>
-              <w:t xml:space="preserve">含筛查+评估+居家康复+培训+运营</w:t>
+              <w:t xml:space="preserve">含筛查+康复+培训+运营</w:t>
             </w:r>
           </w:p>
         </w:tc>
@@ -4430,9 +3985,9 @@
         </w:pict>
       </w:r>
     </w:p>
-    <w:bookmarkEnd w:id="54"/>
-    <w:bookmarkEnd w:id="55"/>
-    <w:bookmarkStart w:id="59" w:name="五采购与服务方案建议灵活组合"/>
+    <w:bookmarkEnd w:id="52"/>
+    <w:bookmarkEnd w:id="53"/>
+    <w:bookmarkStart w:id="57" w:name="五采购与服务方案建议灵活组合"/>
     <w:p>
       <w:pPr>
         <w:pStyle w:val="Heading2"/>
@@ -4449,7 +4004,7 @@
         <w:t xml:space="preserve">根据示范医院已有设备情况，提供三种灵活选择：</w:t>
       </w:r>
     </w:p>
-    <w:bookmarkStart w:id="56" w:name="方案a纯服务模式推荐试点"/>
+    <w:bookmarkStart w:id="54" w:name="方案a纯服务模式推荐试点"/>
     <w:p>
       <w:pPr>
         <w:pStyle w:val="Heading3"/>
@@ -4694,8 +4249,8 @@
         </w:tc>
       </w:tr>
     </w:tbl>
-    <w:bookmarkEnd w:id="56"/>
-    <w:bookmarkStart w:id="57" w:name="方案b核心设备服务模式"/>
+    <w:bookmarkEnd w:id="54"/>
+    <w:bookmarkStart w:id="55" w:name="方案b核心设备服务模式"/>
     <w:p>
       <w:pPr>
         <w:pStyle w:val="Heading3"/>
@@ -4970,8 +4525,8 @@
         </w:tc>
       </w:tr>
     </w:tbl>
-    <w:bookmarkEnd w:id="57"/>
-    <w:bookmarkStart w:id="58" w:name="方案c全体系建设模式"/>
+    <w:bookmarkEnd w:id="55"/>
+    <w:bookmarkStart w:id="56" w:name="方案c全体系建设模式"/>
     <w:p>
       <w:pPr>
         <w:pStyle w:val="Heading3"/>
@@ -5291,9 +4846,9 @@
         </w:pict>
       </w:r>
     </w:p>
-    <w:bookmarkEnd w:id="58"/>
-    <w:bookmarkEnd w:id="59"/>
-    <w:bookmarkStart w:id="63" w:name="六预期成效量化指标"/>
+    <w:bookmarkEnd w:id="56"/>
+    <w:bookmarkEnd w:id="57"/>
+    <w:bookmarkStart w:id="61" w:name="六预期成效量化指标"/>
     <w:p>
       <w:pPr>
         <w:pStyle w:val="Heading2"/>
@@ -5302,7 +4857,7 @@
         <w:t xml:space="preserve">六、预期成效（量化指标）</w:t>
       </w:r>
     </w:p>
-    <w:bookmarkStart w:id="60" w:name="过程指标"/>
+    <w:bookmarkStart w:id="58" w:name="过程指标"/>
     <w:p>
       <w:pPr>
         <w:pStyle w:val="Heading3"/>
@@ -5482,8 +5037,8 @@
         </w:tc>
       </w:tr>
     </w:tbl>
-    <w:bookmarkEnd w:id="60"/>
-    <w:bookmarkStart w:id="61" w:name="结果指标"/>
+    <w:bookmarkEnd w:id="58"/>
+    <w:bookmarkStart w:id="59" w:name="结果指标"/>
     <w:p>
       <w:pPr>
         <w:pStyle w:val="Heading3"/>
@@ -5663,8 +5218,8 @@
         </w:tc>
       </w:tr>
     </w:tbl>
-    <w:bookmarkEnd w:id="61"/>
-    <w:bookmarkStart w:id="62" w:name="社会效益"/>
+    <w:bookmarkEnd w:id="59"/>
+    <w:bookmarkStart w:id="60" w:name="社会效益"/>
     <w:p>
       <w:pPr>
         <w:pStyle w:val="Heading3"/>
@@ -5728,9 +5283,9 @@
         </w:pict>
       </w:r>
     </w:p>
-    <w:bookmarkEnd w:id="62"/>
-    <w:bookmarkEnd w:id="63"/>
-    <w:bookmarkStart w:id="69" w:name="七实施路径"/>
+    <w:bookmarkEnd w:id="60"/>
+    <w:bookmarkEnd w:id="61"/>
+    <w:bookmarkStart w:id="67" w:name="七实施路径"/>
     <w:p>
       <w:pPr>
         <w:pStyle w:val="Heading2"/>
@@ -5739,7 +5294,7 @@
         <w:t xml:space="preserve">七、实施路径</w:t>
       </w:r>
     </w:p>
-    <w:bookmarkStart w:id="64" w:name="第一阶段立项与筹备第1月"/>
+    <w:bookmarkStart w:id="62" w:name="第一阶段立项与筹备第1月"/>
     <w:p>
       <w:pPr>
         <w:pStyle w:val="Heading3"/>
@@ -5919,8 +5474,8 @@
         </w:tc>
       </w:tr>
     </w:tbl>
-    <w:bookmarkEnd w:id="64"/>
-    <w:bookmarkStart w:id="65" w:name="第二阶段培训导入第2月"/>
+    <w:bookmarkEnd w:id="62"/>
+    <w:bookmarkStart w:id="63" w:name="第二阶段培训导入第2月"/>
     <w:p>
       <w:pPr>
         <w:pStyle w:val="Heading3"/>
@@ -6074,8 +5629,8 @@
         </w:tc>
       </w:tr>
     </w:tbl>
-    <w:bookmarkEnd w:id="65"/>
-    <w:bookmarkStart w:id="66" w:name="第三阶段试运营第3月"/>
+    <w:bookmarkEnd w:id="63"/>
+    <w:bookmarkStart w:id="64" w:name="第三阶段试运营第3月"/>
     <w:p>
       <w:pPr>
         <w:pStyle w:val="Heading3"/>
@@ -6229,8 +5784,8 @@
         </w:tc>
       </w:tr>
     </w:tbl>
-    <w:bookmarkEnd w:id="66"/>
-    <w:bookmarkStart w:id="67" w:name="第四阶段稳定运营数据采集第4-6月"/>
+    <w:bookmarkEnd w:id="64"/>
+    <w:bookmarkStart w:id="65" w:name="第四阶段稳定运营数据采集第4-6月"/>
     <w:p>
       <w:pPr>
         <w:pStyle w:val="Heading3"/>
@@ -6384,8 +5939,8 @@
         </w:tc>
       </w:tr>
     </w:tbl>
-    <w:bookmarkEnd w:id="67"/>
-    <w:bookmarkStart w:id="68" w:name="第五阶段评估与推广第7月"/>
+    <w:bookmarkEnd w:id="65"/>
+    <w:bookmarkStart w:id="66" w:name="第五阶段评估与推广第7月"/>
     <w:p>
       <w:pPr>
         <w:pStyle w:val="Heading3"/>
@@ -6520,9 +6075,9 @@
         </w:pict>
       </w:r>
     </w:p>
-    <w:bookmarkEnd w:id="68"/>
-    <w:bookmarkEnd w:id="69"/>
-    <w:bookmarkStart w:id="73" w:name="八关于圆爱康"/>
+    <w:bookmarkEnd w:id="66"/>
+    <w:bookmarkEnd w:id="67"/>
+    <w:bookmarkStart w:id="71" w:name="八关于圆爱康"/>
     <w:p>
       <w:pPr>
         <w:pStyle w:val="Heading2"/>
@@ -6531,7 +6086,7 @@
         <w:t xml:space="preserve">八、关于圆爱康</w:t>
       </w:r>
     </w:p>
-    <w:bookmarkStart w:id="70" w:name="公司定位"/>
+    <w:bookmarkStart w:id="68" w:name="公司定位"/>
     <w:p>
       <w:pPr>
         <w:pStyle w:val="Heading3"/>
@@ -6653,8 +6208,8 @@
         <w:t xml:space="preserve">：为医院现有的康复项目增加居家通道</w:t>
       </w:r>
     </w:p>
-    <w:bookmarkEnd w:id="70"/>
-    <w:bookmarkStart w:id="71" w:name="核心能力"/>
+    <w:bookmarkEnd w:id="68"/>
+    <w:bookmarkStart w:id="69" w:name="核心能力"/>
     <w:p>
       <w:pPr>
         <w:pStyle w:val="Heading3"/>
@@ -6751,8 +6306,8 @@
         <w:t xml:space="preserve">居家康复数据实时上传，效果可量化、可追溯</w:t>
       </w:r>
     </w:p>
-    <w:bookmarkEnd w:id="71"/>
-    <w:bookmarkStart w:id="72" w:name="合作理念"/>
+    <w:bookmarkEnd w:id="69"/>
+    <w:bookmarkStart w:id="70" w:name="合作理念"/>
     <w:p>
       <w:pPr>
         <w:pStyle w:val="Heading3"/>
@@ -6889,9 +6444,9 @@
         <w:t xml:space="preserve">2026年5月</w:t>
       </w:r>
     </w:p>
+    <w:bookmarkEnd w:id="70"/>
+    <w:bookmarkEnd w:id="71"/>
     <w:bookmarkEnd w:id="72"/>
-    <w:bookmarkEnd w:id="73"/>
-    <w:bookmarkEnd w:id="74"/>
     <w:sectPr/>
   </w:body>
 </w:document>
